--- a/docs/arguments_guide.docx
+++ b/docs/arguments_guide.docx
@@ -250,7 +250,7 @@
         <w:pStyle w:val="FirstParagraph"/>
       </w:pPr>
       <w:r>
-        <w:t xml:space="preserve">A</w:t>
+        <w:t xml:space="preserve">The pipeline is configured in</w:t>
       </w:r>
       <w:r>
         <w:t xml:space="preserve"> </w:t>
@@ -259,13 +259,40 @@
         <w:rPr>
           <w:rStyle w:val="VerbatimChar"/>
         </w:rPr>
-        <w:t xml:space="preserve">request.json</w:t>
+        <w:t xml:space="preserve">modules/main.py</w:t>
       </w:r>
       <w:r>
         <w:t xml:space="preserve"> </w:t>
       </w:r>
       <w:r>
-        <w:t xml:space="preserve">defines a complete pipeline run. The top-level fields are:</w:t>
+        <w:t xml:space="preserve">and submitted by running</w:t>
+      </w:r>
+      <w:r>
+        <w:t xml:space="preserve"> </w:t>
+      </w:r>
+      <w:r>
+        <w:rPr>
+          <w:rStyle w:val="VerbatimChar"/>
+        </w:rPr>
+        <w:t xml:space="preserve">python3 -m modules.main</w:t>
+      </w:r>
+      <w:r>
+        <w:t xml:space="preserve">. The</w:t>
+      </w:r>
+      <w:r>
+        <w:t xml:space="preserve"> </w:t>
+      </w:r>
+      <w:r>
+        <w:rPr>
+          <w:rStyle w:val="VerbatimChar"/>
+        </w:rPr>
+        <w:t xml:space="preserve">pipeline_spec</w:t>
+      </w:r>
+      <w:r>
+        <w:t xml:space="preserve"> </w:t>
+      </w:r>
+      <w:r>
+        <w:t xml:space="preserve">is a list of stage dicts — each entry specifies a stage name and its arguments:</w:t>
       </w:r>
     </w:p>
     <w:p>
@@ -274,9 +301,21 @@
       </w:pPr>
       <w:r>
         <w:rPr>
-          <w:rStyle w:val="FunctionTok"/>
-        </w:rPr>
-        <w:t xml:space="preserve">{</w:t>
+          <w:rStyle w:val="NormalTok"/>
+        </w:rPr>
+        <w:t xml:space="preserve">pipeline_spec </w:t>
+      </w:r>
+      <w:r>
+        <w:rPr>
+          <w:rStyle w:val="OperatorTok"/>
+        </w:rPr>
+        <w:t xml:space="preserve">=</w:t>
+      </w:r>
+      <w:r>
+        <w:rPr>
+          <w:rStyle w:val="NormalTok"/>
+        </w:rPr>
+        <w:t xml:space="preserve"> [</w:t>
       </w:r>
       <w:r>
         <w:br/>
@@ -285,35 +324,476 @@
         <w:rPr>
           <w:rStyle w:val="NormalTok"/>
         </w:rPr>
-        <w:t xml:space="preserve">  </w:t>
-      </w:r>
-      <w:r>
-        <w:rPr>
-          <w:rStyle w:val="DataTypeTok"/>
-        </w:rPr>
-        <w:t xml:space="preserve">"request_name"</w:t>
-      </w:r>
-      <w:r>
-        <w:rPr>
-          <w:rStyle w:val="FunctionTok"/>
-        </w:rPr>
-        <w:t xml:space="preserve">:</w:t>
-      </w:r>
-      <w:r>
-        <w:rPr>
-          <w:rStyle w:val="NormalTok"/>
-        </w:rPr>
-        <w:t xml:space="preserve"> </w:t>
+        <w:t xml:space="preserve">    {</w:t>
       </w:r>
       <w:r>
         <w:rPr>
           <w:rStyle w:val="StringTok"/>
         </w:rPr>
+        <w:t xml:space="preserve">"stage"</w:t>
+      </w:r>
+      <w:r>
+        <w:rPr>
+          <w:rStyle w:val="NormalTok"/>
+        </w:rPr>
+        <w:t xml:space="preserve">: </w:t>
+      </w:r>
+      <w:r>
+        <w:rPr>
+          <w:rStyle w:val="StringTok"/>
+        </w:rPr>
+        <w:t xml:space="preserve">"cleaning"</w:t>
+      </w:r>
+      <w:r>
+        <w:rPr>
+          <w:rStyle w:val="NormalTok"/>
+        </w:rPr>
+        <w:t xml:space="preserve">,     </w:t>
+      </w:r>
+      <w:r>
+        <w:rPr>
+          <w:rStyle w:val="StringTok"/>
+        </w:rPr>
+        <w:t xml:space="preserve">"args"</w:t>
+      </w:r>
+      <w:r>
+        <w:rPr>
+          <w:rStyle w:val="NormalTok"/>
+        </w:rPr>
+        <w:t xml:space="preserve">: {</w:t>
+      </w:r>
+      <w:r>
+        <w:rPr>
+          <w:rStyle w:val="StringTok"/>
+        </w:rPr>
+        <w:t xml:space="preserve">"input_csv"</w:t>
+      </w:r>
+      <w:r>
+        <w:rPr>
+          <w:rStyle w:val="NormalTok"/>
+        </w:rPr>
+        <w:t xml:space="preserve">: </w:t>
+      </w:r>
+      <w:r>
+        <w:rPr>
+          <w:rStyle w:val="StringTok"/>
+        </w:rPr>
+        <w:t xml:space="preserve">"/path/to/molecules.csv"</w:t>
+      </w:r>
+      <w:r>
+        <w:rPr>
+          <w:rStyle w:val="NormalTok"/>
+        </w:rPr>
+        <w:t xml:space="preserve">, </w:t>
+      </w:r>
+      <w:r>
+        <w:rPr>
+          <w:rStyle w:val="StringTok"/>
+        </w:rPr>
+        <w:t xml:space="preserve">"overwrite_metadata"</w:t>
+      </w:r>
+      <w:r>
+        <w:rPr>
+          <w:rStyle w:val="NormalTok"/>
+        </w:rPr>
+        <w:t xml:space="preserve">: </w:t>
+      </w:r>
+      <w:r>
+        <w:rPr>
+          <w:rStyle w:val="VariableTok"/>
+        </w:rPr>
+        <w:t xml:space="preserve">True</w:t>
+      </w:r>
+      <w:r>
+        <w:rPr>
+          <w:rStyle w:val="NormalTok"/>
+        </w:rPr>
+        <w:t xml:space="preserve">}},</w:t>
+      </w:r>
+      <w:r>
+        <w:br/>
+      </w:r>
+      <w:r>
+        <w:rPr>
+          <w:rStyle w:val="NormalTok"/>
+        </w:rPr>
+        <w:t xml:space="preserve">    {</w:t>
+      </w:r>
+      <w:r>
+        <w:rPr>
+          <w:rStyle w:val="StringTok"/>
+        </w:rPr>
+        <w:t xml:space="preserve">"stage"</w:t>
+      </w:r>
+      <w:r>
+        <w:rPr>
+          <w:rStyle w:val="NormalTok"/>
+        </w:rPr>
+        <w:t xml:space="preserve">: </w:t>
+      </w:r>
+      <w:r>
+        <w:rPr>
+          <w:rStyle w:val="StringTok"/>
+        </w:rPr>
+        <w:t xml:space="preserve">"generation"</w:t>
+      </w:r>
+      <w:r>
+        <w:rPr>
+          <w:rStyle w:val="NormalTok"/>
+        </w:rPr>
+        <w:t xml:space="preserve">,   </w:t>
+      </w:r>
+      <w:r>
+        <w:rPr>
+          <w:rStyle w:val="StringTok"/>
+        </w:rPr>
+        <w:t xml:space="preserve">"args"</w:t>
+      </w:r>
+      <w:r>
+        <w:rPr>
+          <w:rStyle w:val="NormalTok"/>
+        </w:rPr>
+        <w:t xml:space="preserve">: {</w:t>
+      </w:r>
+      <w:r>
+        <w:rPr>
+          <w:rStyle w:val="StringTok"/>
+        </w:rPr>
+        <w:t xml:space="preserve">"engine"</w:t>
+      </w:r>
+      <w:r>
+        <w:rPr>
+          <w:rStyle w:val="NormalTok"/>
+        </w:rPr>
+        <w:t xml:space="preserve">: </w:t>
+      </w:r>
+      <w:r>
+        <w:rPr>
+          <w:rStyle w:val="StringTok"/>
+        </w:rPr>
+        <w:t xml:space="preserve">"rdkit"</w:t>
+      </w:r>
+      <w:r>
+        <w:rPr>
+          <w:rStyle w:val="NormalTok"/>
+        </w:rPr>
+        <w:t xml:space="preserve">, </w:t>
+      </w:r>
+      <w:r>
+        <w:rPr>
+          <w:rStyle w:val="StringTok"/>
+        </w:rPr>
+        <w:t xml:space="preserve">"n"</w:t>
+      </w:r>
+      <w:r>
+        <w:rPr>
+          <w:rStyle w:val="NormalTok"/>
+        </w:rPr>
+        <w:t xml:space="preserve">: </w:t>
+      </w:r>
+      <w:r>
+        <w:rPr>
+          <w:rStyle w:val="DecValTok"/>
+        </w:rPr>
+        <w:t xml:space="preserve">5</w:t>
+      </w:r>
+      <w:r>
+        <w:rPr>
+          <w:rStyle w:val="NormalTok"/>
+        </w:rPr>
+        <w:t xml:space="preserve">}},</w:t>
+      </w:r>
+      <w:r>
+        <w:br/>
+      </w:r>
+      <w:r>
+        <w:rPr>
+          <w:rStyle w:val="NormalTok"/>
+        </w:rPr>
+        <w:t xml:space="preserve">    {</w:t>
+      </w:r>
+      <w:r>
+        <w:rPr>
+          <w:rStyle w:val="StringTok"/>
+        </w:rPr>
+        <w:t xml:space="preserve">"stage"</w:t>
+      </w:r>
+      <w:r>
+        <w:rPr>
+          <w:rStyle w:val="NormalTok"/>
+        </w:rPr>
+        <w:t xml:space="preserve">: </w:t>
+      </w:r>
+      <w:r>
+        <w:rPr>
+          <w:rStyle w:val="StringTok"/>
+        </w:rPr>
+        <w:t xml:space="preserve">"pruning"</w:t>
+      </w:r>
+      <w:r>
+        <w:rPr>
+          <w:rStyle w:val="NormalTok"/>
+        </w:rPr>
+        <w:t xml:space="preserve">,      </w:t>
+      </w:r>
+      <w:r>
+        <w:rPr>
+          <w:rStyle w:val="StringTok"/>
+        </w:rPr>
+        <w:t xml:space="preserve">"args"</w:t>
+      </w:r>
+      <w:r>
+        <w:rPr>
+          <w:rStyle w:val="NormalTok"/>
+        </w:rPr>
+        <w:t xml:space="preserve">: {</w:t>
+      </w:r>
+      <w:r>
+        <w:rPr>
+          <w:rStyle w:val="StringTok"/>
+        </w:rPr>
+        <w:t xml:space="preserve">"n"</w:t>
+      </w:r>
+      <w:r>
+        <w:rPr>
+          <w:rStyle w:val="NormalTok"/>
+        </w:rPr>
+        <w:t xml:space="preserve">: </w:t>
+      </w:r>
+      <w:r>
+        <w:rPr>
+          <w:rStyle w:val="DecValTok"/>
+        </w:rPr>
+        <w:t xml:space="preserve">1</w:t>
+      </w:r>
+      <w:r>
+        <w:rPr>
+          <w:rStyle w:val="NormalTok"/>
+        </w:rPr>
+        <w:t xml:space="preserve">}},</w:t>
+      </w:r>
+      <w:r>
+        <w:br/>
+      </w:r>
+      <w:r>
+        <w:rPr>
+          <w:rStyle w:val="NormalTok"/>
+        </w:rPr>
+        <w:t xml:space="preserve">    {</w:t>
+      </w:r>
+      <w:r>
+        <w:rPr>
+          <w:rStyle w:val="StringTok"/>
+        </w:rPr>
+        <w:t xml:space="preserve">"stage"</w:t>
+      </w:r>
+      <w:r>
+        <w:rPr>
+          <w:rStyle w:val="NormalTok"/>
+        </w:rPr>
+        <w:t xml:space="preserve">: </w:t>
+      </w:r>
+      <w:r>
+        <w:rPr>
+          <w:rStyle w:val="StringTok"/>
+        </w:rPr>
+        <w:t xml:space="preserve">"optimisation"</w:t>
+      </w:r>
+      <w:r>
+        <w:rPr>
+          <w:rStyle w:val="NormalTok"/>
+        </w:rPr>
+        <w:t xml:space="preserve">, </w:t>
+      </w:r>
+      <w:r>
+        <w:rPr>
+          <w:rStyle w:val="StringTok"/>
+        </w:rPr>
+        <w:t xml:space="preserve">"args"</w:t>
+      </w:r>
+      <w:r>
+        <w:rPr>
+          <w:rStyle w:val="NormalTok"/>
+        </w:rPr>
+        <w:t xml:space="preserve">: {</w:t>
+      </w:r>
+      <w:r>
+        <w:rPr>
+          <w:rStyle w:val="StringTok"/>
+        </w:rPr>
+        <w:t xml:space="preserve">"engine"</w:t>
+      </w:r>
+      <w:r>
+        <w:rPr>
+          <w:rStyle w:val="NormalTok"/>
+        </w:rPr>
+        <w:t xml:space="preserve">: </w:t>
+      </w:r>
+      <w:r>
+        <w:rPr>
+          <w:rStyle w:val="StringTok"/>
+        </w:rPr>
+        <w:t xml:space="preserve">"xtb_opt_normal"</w:t>
+      </w:r>
+      <w:r>
+        <w:rPr>
+          <w:rStyle w:val="NormalTok"/>
+        </w:rPr>
+        <w:t xml:space="preserve">}},</w:t>
+      </w:r>
+      <w:r>
+        <w:br/>
+      </w:r>
+      <w:r>
+        <w:rPr>
+          <w:rStyle w:val="NormalTok"/>
+        </w:rPr>
+        <w:t xml:space="preserve">    {</w:t>
+      </w:r>
+      <w:r>
+        <w:rPr>
+          <w:rStyle w:val="StringTok"/>
+        </w:rPr>
+        <w:t xml:space="preserve">"stage"</w:t>
+      </w:r>
+      <w:r>
+        <w:rPr>
+          <w:rStyle w:val="NormalTok"/>
+        </w:rPr>
+        <w:t xml:space="preserve">: </w:t>
+      </w:r>
+      <w:r>
+        <w:rPr>
+          <w:rStyle w:val="StringTok"/>
+        </w:rPr>
+        <w:t xml:space="preserve">"orcacosmo"</w:t>
+      </w:r>
+      <w:r>
+        <w:rPr>
+          <w:rStyle w:val="NormalTok"/>
+        </w:rPr>
+        <w:t xml:space="preserve">,    </w:t>
+      </w:r>
+      <w:r>
+        <w:rPr>
+          <w:rStyle w:val="StringTok"/>
+        </w:rPr>
+        <w:t xml:space="preserve">"args"</w:t>
+      </w:r>
+      <w:r>
+        <w:rPr>
+          <w:rStyle w:val="NormalTok"/>
+        </w:rPr>
+        <w:t xml:space="preserve">: {}},</w:t>
+      </w:r>
+      <w:r>
+        <w:br/>
+      </w:r>
+      <w:r>
+        <w:rPr>
+          <w:rStyle w:val="NormalTok"/>
+        </w:rPr>
+        <w:t xml:space="preserve">    {</w:t>
+      </w:r>
+      <w:r>
+        <w:rPr>
+          <w:rStyle w:val="StringTok"/>
+        </w:rPr>
+        <w:t xml:space="preserve">"stage"</w:t>
+      </w:r>
+      <w:r>
+        <w:rPr>
+          <w:rStyle w:val="NormalTok"/>
+        </w:rPr>
+        <w:t xml:space="preserve">: </w:t>
+      </w:r>
+      <w:r>
+        <w:rPr>
+          <w:rStyle w:val="StringTok"/>
+        </w:rPr>
+        <w:t xml:space="preserve">"solubility"</w:t>
+      </w:r>
+      <w:r>
+        <w:rPr>
+          <w:rStyle w:val="NormalTok"/>
+        </w:rPr>
+        <w:t xml:space="preserve">,   </w:t>
+      </w:r>
+      <w:r>
+        <w:rPr>
+          <w:rStyle w:val="StringTok"/>
+        </w:rPr>
+        <w:t xml:space="preserve">"args"</w:t>
+      </w:r>
+      <w:r>
+        <w:rPr>
+          <w:rStyle w:val="NormalTok"/>
+        </w:rPr>
+        <w:t xml:space="preserve">: {}},</w:t>
+      </w:r>
+      <w:r>
+        <w:br/>
+      </w:r>
+      <w:r>
+        <w:rPr>
+          <w:rStyle w:val="NormalTok"/>
+        </w:rPr>
+        <w:t xml:space="preserve">]</w:t>
+      </w:r>
+      <w:r>
+        <w:br/>
+      </w:r>
+      <w:r>
+        <w:br/>
+      </w:r>
+      <w:r>
+        <w:rPr>
+          <w:rStyle w:val="NormalTok"/>
+        </w:rPr>
+        <w:t xml:space="preserve">parameters </w:t>
+      </w:r>
+      <w:r>
+        <w:rPr>
+          <w:rStyle w:val="OperatorTok"/>
+        </w:rPr>
+        <w:t xml:space="preserve">=</w:t>
+      </w:r>
+      <w:r>
+        <w:rPr>
+          <w:rStyle w:val="NormalTok"/>
+        </w:rPr>
+        <w:t xml:space="preserve"> {</w:t>
+      </w:r>
+      <w:r>
+        <w:br/>
+      </w:r>
+      <w:r>
+        <w:rPr>
+          <w:rStyle w:val="NormalTok"/>
+        </w:rPr>
+        <w:t xml:space="preserve">    </w:t>
+      </w:r>
+      <w:r>
+        <w:rPr>
+          <w:rStyle w:val="StringTok"/>
+        </w:rPr>
+        <w:t xml:space="preserve">"title"</w:t>
+      </w:r>
+      <w:r>
+        <w:rPr>
+          <w:rStyle w:val="NormalTok"/>
+        </w:rPr>
+        <w:t xml:space="preserve">: </w:t>
+      </w:r>
+      <w:r>
+        <w:rPr>
+          <w:rStyle w:val="StringTok"/>
+        </w:rPr>
         <w:t xml:space="preserve">"my_run"</w:t>
       </w:r>
       <w:r>
         <w:rPr>
-          <w:rStyle w:val="FunctionTok"/>
+          <w:rStyle w:val="NormalTok"/>
         </w:rPr>
         <w:t xml:space="preserve">,</w:t>
       </w:r>
@@ -324,37 +804,67 @@
         <w:rPr>
           <w:rStyle w:val="NormalTok"/>
         </w:rPr>
-        <w:t xml:space="preserve">  </w:t>
-      </w:r>
-      <w:r>
-        <w:rPr>
-          <w:rStyle w:val="DataTypeTok"/>
-        </w:rPr>
-        <w:t xml:space="preserve">"input_csv"</w:t>
-      </w:r>
-      <w:r>
-        <w:rPr>
-          <w:rStyle w:val="FunctionTok"/>
-        </w:rPr>
-        <w:t xml:space="preserve">:</w:t>
-      </w:r>
-      <w:r>
-        <w:rPr>
-          <w:rStyle w:val="NormalTok"/>
-        </w:rPr>
         <w:t xml:space="preserve">    </w:t>
       </w:r>
       <w:r>
         <w:rPr>
           <w:rStyle w:val="StringTok"/>
         </w:rPr>
-        <w:t xml:space="preserve">"/path/to/molecules.csv"</w:t>
-      </w:r>
-      <w:r>
-        <w:rPr>
-          <w:rStyle w:val="FunctionTok"/>
-        </w:rPr>
-        <w:t xml:space="preserve">,</w:t>
+        <w:t xml:space="preserve">"resources"</w:t>
+      </w:r>
+      <w:r>
+        <w:rPr>
+          <w:rStyle w:val="NormalTok"/>
+        </w:rPr>
+        <w:t xml:space="preserve">: {</w:t>
+      </w:r>
+      <w:r>
+        <w:rPr>
+          <w:rStyle w:val="StringTok"/>
+        </w:rPr>
+        <w:t xml:space="preserve">"cpus"</w:t>
+      </w:r>
+      <w:r>
+        <w:rPr>
+          <w:rStyle w:val="NormalTok"/>
+        </w:rPr>
+        <w:t xml:space="preserve">: </w:t>
+      </w:r>
+      <w:r>
+        <w:rPr>
+          <w:rStyle w:val="DecValTok"/>
+        </w:rPr>
+        <w:t xml:space="preserve">20</w:t>
+      </w:r>
+      <w:r>
+        <w:rPr>
+          <w:rStyle w:val="NormalTok"/>
+        </w:rPr>
+        <w:t xml:space="preserve">, </w:t>
+      </w:r>
+      <w:r>
+        <w:rPr>
+          <w:rStyle w:val="StringTok"/>
+        </w:rPr>
+        <w:t xml:space="preserve">"memory_gb"</w:t>
+      </w:r>
+      <w:r>
+        <w:rPr>
+          <w:rStyle w:val="NormalTok"/>
+        </w:rPr>
+        <w:t xml:space="preserve">: </w:t>
+      </w:r>
+      <w:r>
+        <w:rPr>
+          <w:rStyle w:val="DecValTok"/>
+        </w:rPr>
+        <w:t xml:space="preserve">64</w:t>
+      </w:r>
+      <w:r>
+        <w:rPr>
+          <w:rStyle w:val="NormalTok"/>
+        </w:rPr>
+        <w:t xml:space="preserve">},</w:t>
       </w:r>
       <w:r>
         <w:br/>
@@ -363,121 +873,19 @@
         <w:rPr>
           <w:rStyle w:val="NormalTok"/>
         </w:rPr>
-        <w:t xml:space="preserve">  </w:t>
-      </w:r>
-      <w:r>
-        <w:rPr>
-          <w:rStyle w:val="DataTypeTok"/>
-        </w:rPr>
-        <w:t xml:space="preserve">"pipeline_sequence"</w:t>
-      </w:r>
-      <w:r>
-        <w:rPr>
-          <w:rStyle w:val="FunctionTok"/>
-        </w:rPr>
-        <w:t xml:space="preserve">:</w:t>
-      </w:r>
-      <w:r>
-        <w:rPr>
-          <w:rStyle w:val="NormalTok"/>
-        </w:rPr>
-        <w:t xml:space="preserve"> </w:t>
-      </w:r>
-      <w:r>
-        <w:rPr>
-          <w:rStyle w:val="OtherTok"/>
-        </w:rPr>
-        <w:t xml:space="preserve">[</w:t>
+        <w:t xml:space="preserve">    </w:t>
       </w:r>
       <w:r>
         <w:rPr>
           <w:rStyle w:val="StringTok"/>
         </w:rPr>
-        <w:t xml:space="preserve">"cleaning"</w:t>
-      </w:r>
-      <w:r>
-        <w:rPr>
-          <w:rStyle w:val="OtherTok"/>
-        </w:rPr>
-        <w:t xml:space="preserve">,</w:t>
-      </w:r>
-      <w:r>
-        <w:rPr>
-          <w:rStyle w:val="NormalTok"/>
-        </w:rPr>
-        <w:t xml:space="preserve"> </w:t>
-      </w:r>
-      <w:r>
-        <w:rPr>
-          <w:rStyle w:val="StringTok"/>
-        </w:rPr>
-        <w:t xml:space="preserve">"generation"</w:t>
-      </w:r>
-      <w:r>
-        <w:rPr>
-          <w:rStyle w:val="OtherTok"/>
-        </w:rPr>
-        <w:t xml:space="preserve">,</w:t>
-      </w:r>
-      <w:r>
-        <w:rPr>
-          <w:rStyle w:val="NormalTok"/>
-        </w:rPr>
-        <w:t xml:space="preserve"> </w:t>
-      </w:r>
-      <w:r>
-        <w:rPr>
-          <w:rStyle w:val="StringTok"/>
-        </w:rPr>
-        <w:t xml:space="preserve">"optimisation"</w:t>
-      </w:r>
-      <w:r>
-        <w:rPr>
-          <w:rStyle w:val="OtherTok"/>
-        </w:rPr>
-        <w:t xml:space="preserve">,</w:t>
-      </w:r>
-      <w:r>
-        <w:rPr>
-          <w:rStyle w:val="NormalTok"/>
-        </w:rPr>
-        <w:t xml:space="preserve"> </w:t>
-      </w:r>
-      <w:r>
-        <w:rPr>
-          <w:rStyle w:val="StringTok"/>
-        </w:rPr>
-        <w:t xml:space="preserve">"orcacosmo"</w:t>
-      </w:r>
-      <w:r>
-        <w:rPr>
-          <w:rStyle w:val="OtherTok"/>
-        </w:rPr>
-        <w:t xml:space="preserve">,</w:t>
-      </w:r>
-      <w:r>
-        <w:rPr>
-          <w:rStyle w:val="NormalTok"/>
-        </w:rPr>
-        <w:t xml:space="preserve"> </w:t>
-      </w:r>
-      <w:r>
-        <w:rPr>
-          <w:rStyle w:val="StringTok"/>
-        </w:rPr>
-        <w:t xml:space="preserve">"solubility"</w:t>
-      </w:r>
-      <w:r>
-        <w:rPr>
-          <w:rStyle w:val="OtherTok"/>
-        </w:rPr>
-        <w:t xml:space="preserve">]</w:t>
-      </w:r>
-      <w:r>
-        <w:rPr>
-          <w:rStyle w:val="FunctionTok"/>
-        </w:rPr>
-        <w:t xml:space="preserve">,</w:t>
+        <w:t xml:space="preserve">"config"</w:t>
+      </w:r>
+      <w:r>
+        <w:rPr>
+          <w:rStyle w:val="NormalTok"/>
+        </w:rPr>
+        <w:t xml:space="preserve">: config,</w:t>
       </w:r>
       <w:r>
         <w:br/>
@@ -485,279 +893,6 @@
       <w:r>
         <w:rPr>
           <w:rStyle w:val="NormalTok"/>
-        </w:rPr>
-        <w:t xml:space="preserve">  </w:t>
-      </w:r>
-      <w:r>
-        <w:rPr>
-          <w:rStyle w:val="DataTypeTok"/>
-        </w:rPr>
-        <w:t xml:space="preserve">"stage_args"</w:t>
-      </w:r>
-      <w:r>
-        <w:rPr>
-          <w:rStyle w:val="FunctionTok"/>
-        </w:rPr>
-        <w:t xml:space="preserve">:</w:t>
-      </w:r>
-      <w:r>
-        <w:rPr>
-          <w:rStyle w:val="NormalTok"/>
-        </w:rPr>
-        <w:t xml:space="preserve"> </w:t>
-      </w:r>
-      <w:r>
-        <w:rPr>
-          <w:rStyle w:val="OtherTok"/>
-        </w:rPr>
-        <w:t xml:space="preserve">[</w:t>
-      </w:r>
-      <w:r>
-        <w:br/>
-      </w:r>
-      <w:r>
-        <w:rPr>
-          <w:rStyle w:val="NormalTok"/>
-        </w:rPr>
-        <w:t xml:space="preserve">    </w:t>
-      </w:r>
-      <w:r>
-        <w:rPr>
-          <w:rStyle w:val="FunctionTok"/>
-        </w:rPr>
-        <w:t xml:space="preserve">{}</w:t>
-      </w:r>
-      <w:r>
-        <w:rPr>
-          <w:rStyle w:val="OtherTok"/>
-        </w:rPr>
-        <w:t xml:space="preserve">,</w:t>
-      </w:r>
-      <w:r>
-        <w:br/>
-      </w:r>
-      <w:r>
-        <w:rPr>
-          <w:rStyle w:val="NormalTok"/>
-        </w:rPr>
-        <w:t xml:space="preserve">    </w:t>
-      </w:r>
-      <w:r>
-        <w:rPr>
-          <w:rStyle w:val="FunctionTok"/>
-        </w:rPr>
-        <w:t xml:space="preserve">{</w:t>
-      </w:r>
-      <w:r>
-        <w:rPr>
-          <w:rStyle w:val="DataTypeTok"/>
-        </w:rPr>
-        <w:t xml:space="preserve">"engine"</w:t>
-      </w:r>
-      <w:r>
-        <w:rPr>
-          <w:rStyle w:val="FunctionTok"/>
-        </w:rPr>
-        <w:t xml:space="preserve">:</w:t>
-      </w:r>
-      <w:r>
-        <w:rPr>
-          <w:rStyle w:val="NormalTok"/>
-        </w:rPr>
-        <w:t xml:space="preserve"> </w:t>
-      </w:r>
-      <w:r>
-        <w:rPr>
-          <w:rStyle w:val="StringTok"/>
-        </w:rPr>
-        <w:t xml:space="preserve">"rdkit"</w:t>
-      </w:r>
-      <w:r>
-        <w:rPr>
-          <w:rStyle w:val="FunctionTok"/>
-        </w:rPr>
-        <w:t xml:space="preserve">,</w:t>
-      </w:r>
-      <w:r>
-        <w:rPr>
-          <w:rStyle w:val="NormalTok"/>
-        </w:rPr>
-        <w:t xml:space="preserve"> </w:t>
-      </w:r>
-      <w:r>
-        <w:rPr>
-          <w:rStyle w:val="DataTypeTok"/>
-        </w:rPr>
-        <w:t xml:space="preserve">"num_confs"</w:t>
-      </w:r>
-      <w:r>
-        <w:rPr>
-          <w:rStyle w:val="FunctionTok"/>
-        </w:rPr>
-        <w:t xml:space="preserve">:</w:t>
-      </w:r>
-      <w:r>
-        <w:rPr>
-          <w:rStyle w:val="NormalTok"/>
-        </w:rPr>
-        <w:t xml:space="preserve"> </w:t>
-      </w:r>
-      <w:r>
-        <w:rPr>
-          <w:rStyle w:val="DecValTok"/>
-        </w:rPr>
-        <w:t xml:space="preserve">20</w:t>
-      </w:r>
-      <w:r>
-        <w:rPr>
-          <w:rStyle w:val="FunctionTok"/>
-        </w:rPr>
-        <w:t xml:space="preserve">}</w:t>
-      </w:r>
-      <w:r>
-        <w:rPr>
-          <w:rStyle w:val="OtherTok"/>
-        </w:rPr>
-        <w:t xml:space="preserve">,</w:t>
-      </w:r>
-      <w:r>
-        <w:br/>
-      </w:r>
-      <w:r>
-        <w:rPr>
-          <w:rStyle w:val="NormalTok"/>
-        </w:rPr>
-        <w:t xml:space="preserve">    </w:t>
-      </w:r>
-      <w:r>
-        <w:rPr>
-          <w:rStyle w:val="FunctionTok"/>
-        </w:rPr>
-        <w:t xml:space="preserve">{</w:t>
-      </w:r>
-      <w:r>
-        <w:rPr>
-          <w:rStyle w:val="DataTypeTok"/>
-        </w:rPr>
-        <w:t xml:space="preserve">"engine"</w:t>
-      </w:r>
-      <w:r>
-        <w:rPr>
-          <w:rStyle w:val="FunctionTok"/>
-        </w:rPr>
-        <w:t xml:space="preserve">:</w:t>
-      </w:r>
-      <w:r>
-        <w:rPr>
-          <w:rStyle w:val="NormalTok"/>
-        </w:rPr>
-        <w:t xml:space="preserve"> </w:t>
-      </w:r>
-      <w:r>
-        <w:rPr>
-          <w:rStyle w:val="StringTok"/>
-        </w:rPr>
-        <w:t xml:space="preserve">"gxtb_opt_normal"</w:t>
-      </w:r>
-      <w:r>
-        <w:rPr>
-          <w:rStyle w:val="FunctionTok"/>
-        </w:rPr>
-        <w:t xml:space="preserve">}</w:t>
-      </w:r>
-      <w:r>
-        <w:rPr>
-          <w:rStyle w:val="OtherTok"/>
-        </w:rPr>
-        <w:t xml:space="preserve">,</w:t>
-      </w:r>
-      <w:r>
-        <w:br/>
-      </w:r>
-      <w:r>
-        <w:rPr>
-          <w:rStyle w:val="NormalTok"/>
-        </w:rPr>
-        <w:t xml:space="preserve">    </w:t>
-      </w:r>
-      <w:r>
-        <w:rPr>
-          <w:rStyle w:val="FunctionTok"/>
-        </w:rPr>
-        <w:t xml:space="preserve">{</w:t>
-      </w:r>
-      <w:r>
-        <w:rPr>
-          <w:rStyle w:val="DataTypeTok"/>
-        </w:rPr>
-        <w:t xml:space="preserve">"default_basis"</w:t>
-      </w:r>
-      <w:r>
-        <w:rPr>
-          <w:rStyle w:val="FunctionTok"/>
-        </w:rPr>
-        <w:t xml:space="preserve">:</w:t>
-      </w:r>
-      <w:r>
-        <w:rPr>
-          <w:rStyle w:val="NormalTok"/>
-        </w:rPr>
-        <w:t xml:space="preserve"> </w:t>
-      </w:r>
-      <w:r>
-        <w:rPr>
-          <w:rStyle w:val="StringTok"/>
-        </w:rPr>
-        <w:t xml:space="preserve">"TZVP"</w:t>
-      </w:r>
-      <w:r>
-        <w:rPr>
-          <w:rStyle w:val="FunctionTok"/>
-        </w:rPr>
-        <w:t xml:space="preserve">}</w:t>
-      </w:r>
-      <w:r>
-        <w:rPr>
-          <w:rStyle w:val="OtherTok"/>
-        </w:rPr>
-        <w:t xml:space="preserve">,</w:t>
-      </w:r>
-      <w:r>
-        <w:br/>
-      </w:r>
-      <w:r>
-        <w:rPr>
-          <w:rStyle w:val="NormalTok"/>
-        </w:rPr>
-        <w:t xml:space="preserve">    </w:t>
-      </w:r>
-      <w:r>
-        <w:rPr>
-          <w:rStyle w:val="FunctionTok"/>
-        </w:rPr>
-        <w:t xml:space="preserve">{}</w:t>
-      </w:r>
-      <w:r>
-        <w:br/>
-      </w:r>
-      <w:r>
-        <w:rPr>
-          <w:rStyle w:val="NormalTok"/>
-        </w:rPr>
-        <w:t xml:space="preserve">  </w:t>
-      </w:r>
-      <w:r>
-        <w:rPr>
-          <w:rStyle w:val="OtherTok"/>
-        </w:rPr>
-        <w:t xml:space="preserve">]</w:t>
-      </w:r>
-      <w:r>
-        <w:br/>
-      </w:r>
-      <w:r>
-        <w:rPr>
-          <w:rStyle w:val="FunctionTok"/>
         </w:rPr>
         <w:t xml:space="preserve">}</w:t>
       </w:r>
@@ -766,9 +901,9 @@
       <w:pPr>
         <w:pStyle w:val="Heading3"/>
       </w:pPr>
-      <w:bookmarkStart w:id="23" w:name="top-level-fields"/>
-      <w:r>
-        <w:t xml:space="preserve">Top-level fields</w:t>
+      <w:bookmarkStart w:id="23" w:name="pipeline-spec-fields"/>
+      <w:r>
+        <w:t xml:space="preserve">Pipeline spec fields</w:t>
       </w:r>
       <w:bookmarkEnd w:id="23"/>
     </w:p>
@@ -868,7 +1003,7 @@
               <w:rPr>
                 <w:rStyle w:val="VerbatimChar"/>
               </w:rPr>
-              <w:t xml:space="preserve">request_name</w:t>
+              <w:t xml:space="preserve">stage</w:t>
             </w:r>
           </w:p>
         </w:tc>
@@ -890,67 +1025,18 @@
               <w:jc w:val="left"/>
             </w:pPr>
             <w:r>
-              <w:t xml:space="preserve">No</w:t>
-            </w:r>
-          </w:p>
-        </w:tc>
-        <w:tc>
-          <w:p>
-            <w:pPr>
-              <w:pStyle w:val="Compact"/>
-              <w:jc w:val="left"/>
-            </w:pPr>
-            <w:r>
-              <w:t xml:space="preserve">Human-readable label. Defaults to timestamp.</w:t>
-            </w:r>
-          </w:p>
-        </w:tc>
-      </w:tr>
-      <w:tr>
-        <w:tc>
-          <w:p>
-            <w:pPr>
-              <w:pStyle w:val="Compact"/>
-              <w:jc w:val="left"/>
-            </w:pPr>
-            <w:r>
-              <w:rPr>
-                <w:rStyle w:val="VerbatimChar"/>
-              </w:rPr>
-              <w:t xml:space="preserve">input_csv</w:t>
-            </w:r>
-          </w:p>
-        </w:tc>
-        <w:tc>
-          <w:p>
-            <w:pPr>
-              <w:pStyle w:val="Compact"/>
-              <w:jc w:val="left"/>
-            </w:pPr>
-            <w:r>
-              <w:t xml:space="preserve">string or list</w:t>
-            </w:r>
-          </w:p>
-        </w:tc>
-        <w:tc>
-          <w:p>
-            <w:pPr>
-              <w:pStyle w:val="Compact"/>
-              <w:jc w:val="left"/>
-            </w:pPr>
-            <w:r>
-              <w:t xml:space="preserve">Yes*</w:t>
-            </w:r>
-          </w:p>
-        </w:tc>
-        <w:tc>
-          <w:p>
-            <w:pPr>
-              <w:pStyle w:val="Compact"/>
-              <w:jc w:val="left"/>
-            </w:pPr>
-            <w:r>
-              <w:t xml:space="preserve">Path(s) to input CSV file(s). Also accepts</w:t>
+              <w:t xml:space="preserve">Yes</w:t>
+            </w:r>
+          </w:p>
+        </w:tc>
+        <w:tc>
+          <w:p>
+            <w:pPr>
+              <w:pStyle w:val="Compact"/>
+              <w:jc w:val="left"/>
+            </w:pPr>
+            <w:r>
+              <w:t xml:space="preserve">Stage name. Valid values:</w:t>
             </w:r>
             <w:r>
               <w:t xml:space="preserve"> </w:t>
@@ -959,7 +1045,7 @@
               <w:rPr>
                 <w:rStyle w:val="VerbatimChar"/>
               </w:rPr>
-              <w:t xml:space="preserve">input_csvs</w:t>
+              <w:t xml:space="preserve">cleaning</w:t>
             </w:r>
             <w:r>
               <w:t xml:space="preserve">,</w:t>
@@ -971,7 +1057,7 @@
               <w:rPr>
                 <w:rStyle w:val="VerbatimChar"/>
               </w:rPr>
-              <w:t xml:space="preserve">input_folder</w:t>
+              <w:t xml:space="preserve">generation</w:t>
             </w:r>
             <w:r>
               <w:t xml:space="preserve">,</w:t>
@@ -983,7 +1069,43 @@
               <w:rPr>
                 <w:rStyle w:val="VerbatimChar"/>
               </w:rPr>
-              <w:t xml:space="preserve">input_folders</w:t>
+              <w:t xml:space="preserve">pruning</w:t>
+            </w:r>
+            <w:r>
+              <w:t xml:space="preserve">,</w:t>
+            </w:r>
+            <w:r>
+              <w:t xml:space="preserve"> </w:t>
+            </w:r>
+            <w:r>
+              <w:rPr>
+                <w:rStyle w:val="VerbatimChar"/>
+              </w:rPr>
+              <w:t xml:space="preserve">optimisation</w:t>
+            </w:r>
+            <w:r>
+              <w:t xml:space="preserve">,</w:t>
+            </w:r>
+            <w:r>
+              <w:t xml:space="preserve"> </w:t>
+            </w:r>
+            <w:r>
+              <w:rPr>
+                <w:rStyle w:val="VerbatimChar"/>
+              </w:rPr>
+              <w:t xml:space="preserve">orcacosmo</w:t>
+            </w:r>
+            <w:r>
+              <w:t xml:space="preserve">,</w:t>
+            </w:r>
+            <w:r>
+              <w:t xml:space="preserve"> </w:t>
+            </w:r>
+            <w:r>
+              <w:rPr>
+                <w:rStyle w:val="VerbatimChar"/>
+              </w:rPr>
+              <w:t xml:space="preserve">solubility</w:t>
             </w:r>
             <w:r>
               <w:t xml:space="preserve">.</w:t>
@@ -1002,18 +1124,18 @@
               <w:rPr>
                 <w:rStyle w:val="VerbatimChar"/>
               </w:rPr>
-              <w:t xml:space="preserve">pipeline_sequence</w:t>
-            </w:r>
-          </w:p>
-        </w:tc>
-        <w:tc>
-          <w:p>
-            <w:pPr>
-              <w:pStyle w:val="Compact"/>
-              <w:jc w:val="left"/>
-            </w:pPr>
-            <w:r>
-              <w:t xml:space="preserve">list of strings</w:t>
+              <w:t xml:space="preserve">args</w:t>
+            </w:r>
+          </w:p>
+        </w:tc>
+        <w:tc>
+          <w:p>
+            <w:pPr>
+              <w:pStyle w:val="Compact"/>
+              <w:jc w:val="left"/>
+            </w:pPr>
+            <w:r>
+              <w:t xml:space="preserve">object</w:t>
             </w:r>
           </w:p>
         </w:tc>
@@ -1035,928 +1157,328 @@
               <w:jc w:val="left"/>
             </w:pPr>
             <w:r>
-              <w:t xml:space="preserve">Ordered list of stage names to run.</w:t>
-            </w:r>
-          </w:p>
-        </w:tc>
-      </w:tr>
-      <w:tr>
-        <w:tc>
-          <w:p>
-            <w:pPr>
-              <w:pStyle w:val="Compact"/>
-              <w:jc w:val="left"/>
-            </w:pPr>
-            <w:r>
-              <w:rPr>
-                <w:rStyle w:val="VerbatimChar"/>
-              </w:rPr>
-              <w:t xml:space="preserve">stage_args</w:t>
-            </w:r>
-          </w:p>
-        </w:tc>
-        <w:tc>
-          <w:p>
-            <w:pPr>
-              <w:pStyle w:val="Compact"/>
-              <w:jc w:val="left"/>
-            </w:pPr>
-            <w:r>
-              <w:t xml:space="preserve">list of objects</w:t>
-            </w:r>
-          </w:p>
-        </w:tc>
-        <w:tc>
-          <w:p>
-            <w:pPr>
-              <w:pStyle w:val="Compact"/>
-              <w:jc w:val="left"/>
-            </w:pPr>
-            <w:r>
-              <w:t xml:space="preserve">Yes</w:t>
-            </w:r>
-          </w:p>
-        </w:tc>
-        <w:tc>
-          <w:p>
-            <w:pPr>
-              <w:pStyle w:val="Compact"/>
-              <w:jc w:val="left"/>
-            </w:pPr>
-            <w:r>
-              <w:t xml:space="preserve">Per-stage parameter overrides.</w:t>
+              <w:t xml:space="preserve">Stage-specific parameters. Empty dict</w:t>
             </w:r>
             <w:r>
               <w:t xml:space="preserve"> </w:t>
             </w:r>
             <w:r>
               <w:rPr>
-                <w:b/>
-              </w:rPr>
-              <w:t xml:space="preserve">Must be the same length as</w:t>
-            </w:r>
-            <w:r>
-              <w:rPr>
-                <w:b/>
-              </w:rPr>
+                <w:rStyle w:val="VerbatimChar"/>
+              </w:rPr>
+              <w:t xml:space="preserve">{}</w:t>
+            </w:r>
+            <w:r>
               <w:t xml:space="preserve"> </w:t>
             </w:r>
             <w:r>
-              <w:rPr>
-                <w:rStyle w:val="VerbatimChar"/>
-                <w:b/>
-              </w:rPr>
-              <w:t xml:space="preserve">pipeline_sequence</w:t>
-            </w:r>
-            <w:r>
-              <w:t xml:space="preserve"> </w:t>
-            </w:r>
-            <w:r>
-              <w:t xml:space="preserve">and aligned by index.</w:t>
-            </w:r>
-          </w:p>
-        </w:tc>
-      </w:tr>
-      <w:tr>
-        <w:tc>
-          <w:p>
-            <w:pPr>
-              <w:pStyle w:val="Compact"/>
-              <w:jc w:val="left"/>
-            </w:pPr>
-            <w:r>
-              <w:rPr>
-                <w:rStyle w:val="VerbatimChar"/>
-              </w:rPr>
-              <w:t xml:space="preserve">strict</w:t>
-            </w:r>
-          </w:p>
-        </w:tc>
-        <w:tc>
-          <w:p>
-            <w:pPr>
-              <w:pStyle w:val="Compact"/>
-              <w:jc w:val="left"/>
-            </w:pPr>
-            <w:r>
-              <w:t xml:space="preserve">bool</w:t>
-            </w:r>
-          </w:p>
-        </w:tc>
-        <w:tc>
-          <w:p>
-            <w:pPr>
-              <w:pStyle w:val="Compact"/>
-              <w:jc w:val="left"/>
-            </w:pPr>
-            <w:r>
-              <w:t xml:space="preserve">No</w:t>
-            </w:r>
-          </w:p>
-        </w:tc>
-        <w:tc>
-          <w:p>
-            <w:pPr>
-              <w:pStyle w:val="Compact"/>
-              <w:jc w:val="left"/>
-            </w:pPr>
-            <w:r>
-              <w:t xml:space="preserve">Global strict mode — propagates to all stages unless overridden per-stage.</w:t>
-            </w:r>
-          </w:p>
-        </w:tc>
-      </w:tr>
-      <w:tr>
-        <w:tc>
-          <w:p>
-            <w:pPr>
-              <w:pStyle w:val="Compact"/>
-              <w:jc w:val="left"/>
-            </w:pPr>
-            <w:r>
-              <w:rPr>
-                <w:rStyle w:val="VerbatimChar"/>
-              </w:rPr>
-              <w:t xml:space="preserve">resources</w:t>
-            </w:r>
-          </w:p>
-        </w:tc>
-        <w:tc>
-          <w:p>
-            <w:pPr>
-              <w:pStyle w:val="Compact"/>
-              <w:jc w:val="left"/>
-            </w:pPr>
-            <w:r>
-              <w:t xml:space="preserve">object</w:t>
-            </w:r>
-          </w:p>
-        </w:tc>
-        <w:tc>
-          <w:p>
-            <w:pPr>
-              <w:pStyle w:val="Compact"/>
-              <w:jc w:val="left"/>
-            </w:pPr>
-            <w:r>
-              <w:t xml:space="preserve">No</w:t>
-            </w:r>
-          </w:p>
-        </w:tc>
-        <w:tc>
-          <w:p>
-            <w:pPr>
-              <w:pStyle w:val="Compact"/>
-              <w:jc w:val="left"/>
-            </w:pPr>
-            <w:r>
-              <w:t xml:space="preserve">Runtime resource override (see</w:t>
-            </w:r>
-            <w:r>
-              <w:t xml:space="preserve"> </w:t>
-            </w:r>
-            <w:hyperlink w:anchor="X94b9ce8b88f4549ba13535c037bee3e61e0be72">
-              <w:r>
-                <w:rPr>
-                  <w:rStyle w:val="Hyperlink"/>
-                </w:rPr>
-                <w:t xml:space="preserve">Resource parameters</w:t>
-              </w:r>
-            </w:hyperlink>
-            <w:r>
-              <w:t xml:space="preserve">).</w:t>
-            </w:r>
-          </w:p>
-        </w:tc>
-      </w:tr>
-      <w:tr>
-        <w:tc>
-          <w:p>
-            <w:pPr>
-              <w:pStyle w:val="Compact"/>
-              <w:jc w:val="left"/>
-            </w:pPr>
-            <w:r>
-              <w:rPr>
-                <w:rStyle w:val="VerbatimChar"/>
-              </w:rPr>
-              <w:t xml:space="preserve">tags</w:t>
-            </w:r>
-          </w:p>
-        </w:tc>
-        <w:tc>
-          <w:p>
-            <w:pPr>
-              <w:pStyle w:val="Compact"/>
-              <w:jc w:val="left"/>
-            </w:pPr>
-            <w:r>
-              <w:t xml:space="preserve">list of strings</w:t>
-            </w:r>
-          </w:p>
-        </w:tc>
-        <w:tc>
-          <w:p>
-            <w:pPr>
-              <w:pStyle w:val="Compact"/>
-              <w:jc w:val="left"/>
-            </w:pPr>
-            <w:r>
-              <w:t xml:space="preserve">No</w:t>
-            </w:r>
-          </w:p>
-        </w:tc>
-        <w:tc>
-          <w:p>
-            <w:pPr>
-              <w:pStyle w:val="Compact"/>
-              <w:jc w:val="left"/>
-            </w:pPr>
-            <w:r>
-              <w:t xml:space="preserve">Metadata tags for organising requests.</w:t>
-            </w:r>
-          </w:p>
-        </w:tc>
-      </w:tr>
-      <w:tr>
-        <w:tc>
-          <w:p>
-            <w:pPr>
-              <w:pStyle w:val="Compact"/>
-              <w:jc w:val="left"/>
-            </w:pPr>
-            <w:r>
-              <w:rPr>
-                <w:rStyle w:val="VerbatimChar"/>
-              </w:rPr>
-              <w:t xml:space="preserve">notes</w:t>
-            </w:r>
-          </w:p>
-        </w:tc>
-        <w:tc>
-          <w:p>
-            <w:pPr>
-              <w:pStyle w:val="Compact"/>
-              <w:jc w:val="left"/>
-            </w:pPr>
-            <w:r>
-              <w:t xml:space="preserve">string</w:t>
-            </w:r>
-          </w:p>
-        </w:tc>
-        <w:tc>
-          <w:p>
-            <w:pPr>
-              <w:pStyle w:val="Compact"/>
-              <w:jc w:val="left"/>
-            </w:pPr>
-            <w:r>
-              <w:t xml:space="preserve">No</w:t>
-            </w:r>
-          </w:p>
-        </w:tc>
-        <w:tc>
-          <w:p>
-            <w:pPr>
-              <w:pStyle w:val="Compact"/>
-              <w:jc w:val="left"/>
-            </w:pPr>
-            <w:r>
-              <w:t xml:space="preserve">Free-text note attached to the request.</w:t>
+              <w:t xml:space="preserve">uses all defaults.</w:t>
             </w:r>
           </w:p>
         </w:tc>
       </w:tr>
     </w:tbl>
-    <w:p>
-      <w:pPr>
-        <w:pStyle w:val="BodyText"/>
-      </w:pPr>
-      <w:r>
-        <w:t xml:space="preserve">*</w:t>
-      </w:r>
-      <w:r>
-        <w:rPr>
-          <w:rStyle w:val="VerbatimChar"/>
-        </w:rPr>
-        <w:t xml:space="preserve">input_csv</w:t>
-      </w:r>
-      <w:r>
-        <w:t xml:space="preserve"> </w:t>
-      </w:r>
-      <w:r>
-        <w:t xml:space="preserve">/</w:t>
-      </w:r>
-      <w:r>
-        <w:t xml:space="preserve"> </w:t>
-      </w:r>
-      <w:r>
-        <w:rPr>
-          <w:rStyle w:val="VerbatimChar"/>
-        </w:rPr>
-        <w:t xml:space="preserve">input_csvs</w:t>
-      </w:r>
-      <w:r>
-        <w:t xml:space="preserve"> </w:t>
-      </w:r>
-      <w:r>
-        <w:t xml:space="preserve">/</w:t>
-      </w:r>
-      <w:r>
-        <w:t xml:space="preserve"> </w:t>
-      </w:r>
-      <w:r>
-        <w:rPr>
-          <w:rStyle w:val="VerbatimChar"/>
-        </w:rPr>
-        <w:t xml:space="preserve">input_folder</w:t>
-      </w:r>
-      <w:r>
-        <w:t xml:space="preserve"> </w:t>
-      </w:r>
-      <w:r>
-        <w:t xml:space="preserve">/</w:t>
-      </w:r>
-      <w:r>
-        <w:t xml:space="preserve"> </w:t>
-      </w:r>
-      <w:r>
-        <w:rPr>
-          <w:rStyle w:val="VerbatimChar"/>
-        </w:rPr>
-        <w:t xml:space="preserve">input_folders</w:t>
-      </w:r>
-      <w:r>
-        <w:t xml:space="preserve"> </w:t>
-      </w:r>
-      <w:r>
-        <w:t xml:space="preserve">are passed through to the cleaning stage.</w:t>
-      </w:r>
-    </w:p>
     <w:p>
       <w:pPr>
         <w:pStyle w:val="Heading3"/>
       </w:pPr>
-      <w:bookmarkStart w:id="24" w:name="pipeline_sequence-and-stage_args"/>
-      <w:r>
-        <w:rPr>
-          <w:rStyle w:val="VerbatimChar"/>
-        </w:rPr>
-        <w:t xml:space="preserve">pipeline_sequence</w:t>
-      </w:r>
-      <w:r>
-        <w:t xml:space="preserve"> </w:t>
-      </w:r>
-      <w:r>
-        <w:t xml:space="preserve">and</w:t>
-      </w:r>
-      <w:r>
-        <w:t xml:space="preserve"> </w:t>
-      </w:r>
-      <w:r>
-        <w:rPr>
-          <w:rStyle w:val="VerbatimChar"/>
-        </w:rPr>
-        <w:t xml:space="preserve">stage_args</w:t>
+      <w:bookmarkStart w:id="24" w:name="top-level-parameters"/>
+      <w:r>
+        <w:t xml:space="preserve">Top-level parameters</w:t>
       </w:r>
       <w:bookmarkEnd w:id="24"/>
     </w:p>
+    <w:tbl>
+      <w:tblPr>
+        <w:tblStyle w:val="Table"/>
+        <w:tblW w:type="pct" w:w="5000.0"/>
+        <w:tblLook w:firstRow="1"/>
+      </w:tblPr>
+      <w:tblGrid>
+        <w:gridCol w:w="1540"/>
+        <w:gridCol w:w="1320"/>
+        <w:gridCol w:w="2200"/>
+        <w:gridCol w:w="2860"/>
+      </w:tblGrid>
+      <w:tr>
+        <w:trPr>
+          <w:cnfStyle w:firstRow="1"/>
+        </w:trPr>
+        <w:tc>
+          <w:tcPr>
+            <w:tcBorders>
+              <w:bottom w:val="single"/>
+            </w:tcBorders>
+            <w:vAlign w:val="bottom"/>
+          </w:tcPr>
+          <w:p>
+            <w:pPr>
+              <w:pStyle w:val="Compact"/>
+              <w:jc w:val="left"/>
+            </w:pPr>
+            <w:r>
+              <w:t xml:space="preserve">Field</w:t>
+            </w:r>
+          </w:p>
+        </w:tc>
+        <w:tc>
+          <w:tcPr>
+            <w:tcBorders>
+              <w:bottom w:val="single"/>
+            </w:tcBorders>
+            <w:vAlign w:val="bottom"/>
+          </w:tcPr>
+          <w:p>
+            <w:pPr>
+              <w:pStyle w:val="Compact"/>
+              <w:jc w:val="left"/>
+            </w:pPr>
+            <w:r>
+              <w:t xml:space="preserve">Type</w:t>
+            </w:r>
+          </w:p>
+        </w:tc>
+        <w:tc>
+          <w:tcPr>
+            <w:tcBorders>
+              <w:bottom w:val="single"/>
+            </w:tcBorders>
+            <w:vAlign w:val="bottom"/>
+          </w:tcPr>
+          <w:p>
+            <w:pPr>
+              <w:pStyle w:val="Compact"/>
+              <w:jc w:val="left"/>
+            </w:pPr>
+            <w:r>
+              <w:t xml:space="preserve">Required</w:t>
+            </w:r>
+          </w:p>
+        </w:tc>
+        <w:tc>
+          <w:tcPr>
+            <w:tcBorders>
+              <w:bottom w:val="single"/>
+            </w:tcBorders>
+            <w:vAlign w:val="bottom"/>
+          </w:tcPr>
+          <w:p>
+            <w:pPr>
+              <w:pStyle w:val="Compact"/>
+              <w:jc w:val="left"/>
+            </w:pPr>
+            <w:r>
+              <w:t xml:space="preserve">Description</w:t>
+            </w:r>
+          </w:p>
+        </w:tc>
+      </w:tr>
+      <w:tr>
+        <w:tc>
+          <w:p>
+            <w:pPr>
+              <w:pStyle w:val="Compact"/>
+              <w:jc w:val="left"/>
+            </w:pPr>
+            <w:r>
+              <w:rPr>
+                <w:rStyle w:val="VerbatimChar"/>
+              </w:rPr>
+              <w:t xml:space="preserve">title</w:t>
+            </w:r>
+          </w:p>
+        </w:tc>
+        <w:tc>
+          <w:p>
+            <w:pPr>
+              <w:pStyle w:val="Compact"/>
+              <w:jc w:val="left"/>
+            </w:pPr>
+            <w:r>
+              <w:t xml:space="preserve">string</w:t>
+            </w:r>
+          </w:p>
+        </w:tc>
+        <w:tc>
+          <w:p>
+            <w:pPr>
+              <w:pStyle w:val="Compact"/>
+              <w:jc w:val="left"/>
+            </w:pPr>
+            <w:r>
+              <w:t xml:space="preserve">Yes</w:t>
+            </w:r>
+          </w:p>
+        </w:tc>
+        <w:tc>
+          <w:p>
+            <w:pPr>
+              <w:pStyle w:val="Compact"/>
+              <w:jc w:val="left"/>
+            </w:pPr>
+            <w:r>
+              <w:t xml:space="preserve">Human-readable label for the run.</w:t>
+            </w:r>
+          </w:p>
+        </w:tc>
+      </w:tr>
+      <w:tr>
+        <w:tc>
+          <w:p>
+            <w:pPr>
+              <w:pStyle w:val="Compact"/>
+              <w:jc w:val="left"/>
+            </w:pPr>
+            <w:r>
+              <w:rPr>
+                <w:rStyle w:val="VerbatimChar"/>
+              </w:rPr>
+              <w:t xml:space="preserve">resources</w:t>
+            </w:r>
+          </w:p>
+        </w:tc>
+        <w:tc>
+          <w:p>
+            <w:pPr>
+              <w:pStyle w:val="Compact"/>
+              <w:jc w:val="left"/>
+            </w:pPr>
+            <w:r>
+              <w:t xml:space="preserve">object</w:t>
+            </w:r>
+          </w:p>
+        </w:tc>
+        <w:tc>
+          <w:p>
+            <w:pPr>
+              <w:pStyle w:val="Compact"/>
+              <w:jc w:val="left"/>
+            </w:pPr>
+            <w:r>
+              <w:t xml:space="preserve">No</w:t>
+            </w:r>
+          </w:p>
+        </w:tc>
+        <w:tc>
+          <w:p>
+            <w:pPr>
+              <w:pStyle w:val="Compact"/>
+              <w:jc w:val="left"/>
+            </w:pPr>
+            <w:r>
+              <w:t xml:space="preserve">Runtime resource override —</w:t>
+            </w:r>
+            <w:r>
+              <w:t xml:space="preserve"> </w:t>
+            </w:r>
+            <w:r>
+              <w:rPr>
+                <w:rStyle w:val="VerbatimChar"/>
+              </w:rPr>
+              <w:t xml:space="preserve">cpus</w:t>
+            </w:r>
+            <w:r>
+              <w:t xml:space="preserve">,</w:t>
+            </w:r>
+            <w:r>
+              <w:t xml:space="preserve"> </w:t>
+            </w:r>
+            <w:r>
+              <w:rPr>
+                <w:rStyle w:val="VerbatimChar"/>
+              </w:rPr>
+              <w:t xml:space="preserve">memory_gb</w:t>
+            </w:r>
+            <w:r>
+              <w:t xml:space="preserve">.</w:t>
+            </w:r>
+          </w:p>
+        </w:tc>
+      </w:tr>
+      <w:tr>
+        <w:tc>
+          <w:p>
+            <w:pPr>
+              <w:pStyle w:val="Compact"/>
+              <w:jc w:val="left"/>
+            </w:pPr>
+            <w:r>
+              <w:rPr>
+                <w:rStyle w:val="VerbatimChar"/>
+              </w:rPr>
+              <w:t xml:space="preserve">config</w:t>
+            </w:r>
+          </w:p>
+        </w:tc>
+        <w:tc>
+          <w:p>
+            <w:pPr>
+              <w:pStyle w:val="Compact"/>
+              <w:jc w:val="left"/>
+            </w:pPr>
+            <w:r>
+              <w:t xml:space="preserve">object</w:t>
+            </w:r>
+          </w:p>
+        </w:tc>
+        <w:tc>
+          <w:p>
+            <w:pPr>
+              <w:pStyle w:val="Compact"/>
+              <w:jc w:val="left"/>
+            </w:pPr>
+            <w:r>
+              <w:t xml:space="preserve">Yes</w:t>
+            </w:r>
+          </w:p>
+        </w:tc>
+        <w:tc>
+          <w:p>
+            <w:pPr>
+              <w:pStyle w:val="Compact"/>
+              <w:jc w:val="left"/>
+            </w:pPr>
+            <w:r>
+              <w:t xml:space="preserve">The loaded</w:t>
+            </w:r>
+            <w:r>
+              <w:t xml:space="preserve"> </w:t>
+            </w:r>
+            <w:r>
+              <w:rPr>
+                <w:rStyle w:val="VerbatimChar"/>
+              </w:rPr>
+              <w:t xml:space="preserve">config/paths.json</w:t>
+            </w:r>
+            <w:r>
+              <w:t xml:space="preserve"> </w:t>
+            </w:r>
+            <w:r>
+              <w:t xml:space="preserve">(injected automatically in</w:t>
+            </w:r>
+            <w:r>
+              <w:t xml:space="preserve"> </w:t>
+            </w:r>
+            <w:r>
+              <w:rPr>
+                <w:rStyle w:val="VerbatimChar"/>
+              </w:rPr>
+              <w:t xml:space="preserve">main.py</w:t>
+            </w:r>
+            <w:r>
+              <w:t xml:space="preserve">).</w:t>
+            </w:r>
+          </w:p>
+        </w:tc>
+      </w:tr>
+    </w:tbl>
     <w:p>
       <w:pPr>
-        <w:pStyle w:val="FirstParagraph"/>
+        <w:pStyle w:val="Heading3"/>
       </w:pPr>
-      <w:r>
-        <w:rPr>
-          <w:rStyle w:val="VerbatimChar"/>
-        </w:rPr>
-        <w:t xml:space="preserve">pipeline_sequence</w:t>
-      </w:r>
-      <w:r>
-        <w:t xml:space="preserve"> </w:t>
-      </w:r>
-      <w:r>
-        <w:t xml:space="preserve">is an ordered list of stage names.</w:t>
-      </w:r>
-      <w:r>
-        <w:t xml:space="preserve"> </w:t>
-      </w:r>
-      <w:r>
-        <w:rPr>
-          <w:rStyle w:val="VerbatimChar"/>
-        </w:rPr>
-        <w:t xml:space="preserve">stage_args</w:t>
-      </w:r>
-      <w:r>
-        <w:t xml:space="preserve"> </w:t>
-      </w:r>
-      <w:r>
-        <w:t xml:space="preserve">is a parallel list —</w:t>
-      </w:r>
-      <w:r>
-        <w:t xml:space="preserve"> </w:t>
-      </w:r>
-      <w:r>
-        <w:rPr>
-          <w:rStyle w:val="VerbatimChar"/>
-        </w:rPr>
-        <w:t xml:space="preserve">stage_args[0]</w:t>
-      </w:r>
-      <w:r>
-        <w:t xml:space="preserve"> </w:t>
-      </w:r>
-      <w:r>
-        <w:t xml:space="preserve">applies to</w:t>
-      </w:r>
-      <w:r>
-        <w:t xml:space="preserve"> </w:t>
-      </w:r>
-      <w:r>
-        <w:rPr>
-          <w:rStyle w:val="VerbatimChar"/>
-        </w:rPr>
-        <w:t xml:space="preserve">pipeline_sequence[0]</w:t>
-      </w:r>
-      <w:r>
-        <w:t xml:space="preserve">,</w:t>
-      </w:r>
-      <w:r>
-        <w:t xml:space="preserve"> </w:t>
-      </w:r>
-      <w:r>
-        <w:rPr>
-          <w:rStyle w:val="VerbatimChar"/>
-        </w:rPr>
-        <w:t xml:space="preserve">stage_args[1]</w:t>
-      </w:r>
-      <w:r>
-        <w:t xml:space="preserve"> </w:t>
-      </w:r>
-      <w:r>
-        <w:t xml:space="preserve">to</w:t>
-      </w:r>
-      <w:r>
-        <w:t xml:space="preserve"> </w:t>
-      </w:r>
-      <w:r>
-        <w:rPr>
-          <w:rStyle w:val="VerbatimChar"/>
-        </w:rPr>
-        <w:t xml:space="preserve">pipeline_sequence[1]</w:t>
-      </w:r>
-      <w:r>
-        <w:t xml:space="preserve">, and so on.</w:t>
-      </w:r>
-    </w:p>
-    <w:p>
-      <w:pPr>
-        <w:pStyle w:val="BodyText"/>
-      </w:pPr>
-      <w:r>
-        <w:t xml:space="preserve">Each element of</w:t>
-      </w:r>
-      <w:r>
-        <w:t xml:space="preserve"> </w:t>
-      </w:r>
-      <w:r>
-        <w:rPr>
-          <w:rStyle w:val="VerbatimChar"/>
-        </w:rPr>
-        <w:t xml:space="preserve">stage_args</w:t>
-      </w:r>
-      <w:r>
-        <w:t xml:space="preserve"> </w:t>
-      </w:r>
-      <w:r>
-        <w:t xml:space="preserve">is a dict of parameter overrides for that stage. Empty dicts</w:t>
-      </w:r>
-      <w:r>
-        <w:t xml:space="preserve"> </w:t>
-      </w:r>
-      <w:r>
-        <w:rPr>
-          <w:rStyle w:val="VerbatimChar"/>
-        </w:rPr>
-        <w:t xml:space="preserve">{}</w:t>
-      </w:r>
-      <w:r>
-        <w:t xml:space="preserve"> </w:t>
-      </w:r>
-      <w:r>
-        <w:t xml:space="preserve">are valid and use all defaults.</w:t>
-      </w:r>
-    </w:p>
-    <w:p>
-      <w:pPr>
-        <w:pStyle w:val="BodyText"/>
-      </w:pPr>
-      <w:r>
-        <w:rPr>
-          <w:b/>
-        </w:rPr>
-        <w:t xml:space="preserve">Valid stage names:</w:t>
-      </w:r>
-      <w:r>
-        <w:t xml:space="preserve"> </w:t>
-      </w:r>
-      <w:r>
-        <w:rPr>
-          <w:rStyle w:val="VerbatimChar"/>
-        </w:rPr>
-        <w:t xml:space="preserve">cleaning</w:t>
-      </w:r>
-      <w:r>
-        <w:t xml:space="preserve">,</w:t>
-      </w:r>
-      <w:r>
-        <w:t xml:space="preserve"> </w:t>
-      </w:r>
-      <w:r>
-        <w:rPr>
-          <w:rStyle w:val="VerbatimChar"/>
-        </w:rPr>
-        <w:t xml:space="preserve">generation</w:t>
-      </w:r>
-      <w:r>
-        <w:t xml:space="preserve">,</w:t>
-      </w:r>
-      <w:r>
-        <w:t xml:space="preserve"> </w:t>
-      </w:r>
-      <w:r>
-        <w:rPr>
-          <w:rStyle w:val="VerbatimChar"/>
-        </w:rPr>
-        <w:t xml:space="preserve">pruning</w:t>
-      </w:r>
-      <w:r>
-        <w:t xml:space="preserve">,</w:t>
-      </w:r>
-      <w:r>
-        <w:t xml:space="preserve"> </w:t>
-      </w:r>
-      <w:r>
-        <w:rPr>
-          <w:rStyle w:val="VerbatimChar"/>
-        </w:rPr>
-        <w:t xml:space="preserve">optimisation</w:t>
-      </w:r>
-      <w:r>
-        <w:t xml:space="preserve">,</w:t>
-      </w:r>
-      <w:r>
-        <w:t xml:space="preserve"> </w:t>
-      </w:r>
-      <w:r>
-        <w:rPr>
-          <w:rStyle w:val="VerbatimChar"/>
-        </w:rPr>
-        <w:t xml:space="preserve">orcacosmo</w:t>
-      </w:r>
-      <w:r>
-        <w:t xml:space="preserve">,</w:t>
-      </w:r>
-      <w:r>
-        <w:t xml:space="preserve"> </w:t>
-      </w:r>
-      <w:r>
-        <w:rPr>
-          <w:rStyle w:val="VerbatimChar"/>
-        </w:rPr>
-        <w:t xml:space="preserve">solubility</w:t>
-      </w:r>
-    </w:p>
-    <w:p>
-      <w:pPr>
-        <w:pStyle w:val="BodyText"/>
-      </w:pPr>
-      <w:r>
-        <w:rPr>
-          <w:b/>
-        </w:rPr>
-        <w:t xml:space="preserve">Common sequences:</w:t>
-      </w:r>
-    </w:p>
-    <w:p>
-      <w:pPr>
-        <w:pStyle w:val="SourceCode"/>
-      </w:pPr>
-      <w:r>
-        <w:rPr>
-          <w:rStyle w:val="OtherTok"/>
-        </w:rPr>
-        <w:t xml:space="preserve">[</w:t>
-      </w:r>
-      <w:r>
-        <w:rPr>
-          <w:rStyle w:val="StringTok"/>
-        </w:rPr>
-        <w:t xml:space="preserve">"cleaning"</w:t>
-      </w:r>
-      <w:r>
-        <w:rPr>
-          <w:rStyle w:val="OtherTok"/>
-        </w:rPr>
-        <w:t xml:space="preserve">,</w:t>
-      </w:r>
-      <w:r>
-        <w:rPr>
-          <w:rStyle w:val="NormalTok"/>
-        </w:rPr>
-        <w:t xml:space="preserve"> </w:t>
-      </w:r>
-      <w:r>
-        <w:rPr>
-          <w:rStyle w:val="StringTok"/>
-        </w:rPr>
-        <w:t xml:space="preserve">"generation"</w:t>
-      </w:r>
-      <w:r>
-        <w:rPr>
-          <w:rStyle w:val="OtherTok"/>
-        </w:rPr>
-        <w:t xml:space="preserve">,</w:t>
-      </w:r>
-      <w:r>
-        <w:rPr>
-          <w:rStyle w:val="NormalTok"/>
-        </w:rPr>
-        <w:t xml:space="preserve"> </w:t>
-      </w:r>
-      <w:r>
-        <w:rPr>
-          <w:rStyle w:val="StringTok"/>
-        </w:rPr>
-        <w:t xml:space="preserve">"optimisation"</w:t>
-      </w:r>
-      <w:r>
-        <w:rPr>
-          <w:rStyle w:val="OtherTok"/>
-        </w:rPr>
-        <w:t xml:space="preserve">,</w:t>
-      </w:r>
-      <w:r>
-        <w:rPr>
-          <w:rStyle w:val="NormalTok"/>
-        </w:rPr>
-        <w:t xml:space="preserve"> </w:t>
-      </w:r>
-      <w:r>
-        <w:rPr>
-          <w:rStyle w:val="StringTok"/>
-        </w:rPr>
-        <w:t xml:space="preserve">"orcacosmo"</w:t>
-      </w:r>
-      <w:r>
-        <w:rPr>
-          <w:rStyle w:val="OtherTok"/>
-        </w:rPr>
-        <w:t xml:space="preserve">,</w:t>
-      </w:r>
-      <w:r>
-        <w:rPr>
-          <w:rStyle w:val="NormalTok"/>
-        </w:rPr>
-        <w:t xml:space="preserve"> </w:t>
-      </w:r>
-      <w:r>
-        <w:rPr>
-          <w:rStyle w:val="StringTok"/>
-        </w:rPr>
-        <w:t xml:space="preserve">"solubility"</w:t>
-      </w:r>
-      <w:r>
-        <w:rPr>
-          <w:rStyle w:val="OtherTok"/>
-        </w:rPr>
-        <w:t xml:space="preserve">]</w:t>
-      </w:r>
-      <w:r>
-        <w:br/>
-      </w:r>
-      <w:r>
-        <w:rPr>
-          <w:rStyle w:val="OtherTok"/>
-        </w:rPr>
-        <w:t xml:space="preserve">[</w:t>
-      </w:r>
-      <w:r>
-        <w:rPr>
-          <w:rStyle w:val="StringTok"/>
-        </w:rPr>
-        <w:t xml:space="preserve">"cleaning"</w:t>
-      </w:r>
-      <w:r>
-        <w:rPr>
-          <w:rStyle w:val="OtherTok"/>
-        </w:rPr>
-        <w:t xml:space="preserve">,</w:t>
-      </w:r>
-      <w:r>
-        <w:rPr>
-          <w:rStyle w:val="NormalTok"/>
-        </w:rPr>
-        <w:t xml:space="preserve"> </w:t>
-      </w:r>
-      <w:r>
-        <w:rPr>
-          <w:rStyle w:val="StringTok"/>
-        </w:rPr>
-        <w:t xml:space="preserve">"generation"</w:t>
-      </w:r>
-      <w:r>
-        <w:rPr>
-          <w:rStyle w:val="OtherTok"/>
-        </w:rPr>
-        <w:t xml:space="preserve">,</w:t>
-      </w:r>
-      <w:r>
-        <w:rPr>
-          <w:rStyle w:val="NormalTok"/>
-        </w:rPr>
-        <w:t xml:space="preserve"> </w:t>
-      </w:r>
-      <w:r>
-        <w:rPr>
-          <w:rStyle w:val="StringTok"/>
-        </w:rPr>
-        <w:t xml:space="preserve">"pruning"</w:t>
-      </w:r>
-      <w:r>
-        <w:rPr>
-          <w:rStyle w:val="OtherTok"/>
-        </w:rPr>
-        <w:t xml:space="preserve">,</w:t>
-      </w:r>
-      <w:r>
-        <w:rPr>
-          <w:rStyle w:val="NormalTok"/>
-        </w:rPr>
-        <w:t xml:space="preserve"> </w:t>
-      </w:r>
-      <w:r>
-        <w:rPr>
-          <w:rStyle w:val="StringTok"/>
-        </w:rPr>
-        <w:t xml:space="preserve">"optimisation"</w:t>
-      </w:r>
-      <w:r>
-        <w:rPr>
-          <w:rStyle w:val="OtherTok"/>
-        </w:rPr>
-        <w:t xml:space="preserve">,</w:t>
-      </w:r>
-      <w:r>
-        <w:rPr>
-          <w:rStyle w:val="NormalTok"/>
-        </w:rPr>
-        <w:t xml:space="preserve"> </w:t>
-      </w:r>
-      <w:r>
-        <w:rPr>
-          <w:rStyle w:val="StringTok"/>
-        </w:rPr>
-        <w:t xml:space="preserve">"orcacosmo"</w:t>
-      </w:r>
-      <w:r>
-        <w:rPr>
-          <w:rStyle w:val="OtherTok"/>
-        </w:rPr>
-        <w:t xml:space="preserve">,</w:t>
-      </w:r>
-      <w:r>
-        <w:rPr>
-          <w:rStyle w:val="NormalTok"/>
-        </w:rPr>
-        <w:t xml:space="preserve"> </w:t>
-      </w:r>
-      <w:r>
-        <w:rPr>
-          <w:rStyle w:val="StringTok"/>
-        </w:rPr>
-        <w:t xml:space="preserve">"solubility"</w:t>
-      </w:r>
-      <w:r>
-        <w:rPr>
-          <w:rStyle w:val="OtherTok"/>
-        </w:rPr>
-        <w:t xml:space="preserve">]</w:t>
-      </w:r>
-      <w:r>
-        <w:br/>
-      </w:r>
-      <w:r>
-        <w:rPr>
-          <w:rStyle w:val="OtherTok"/>
-        </w:rPr>
-        <w:t xml:space="preserve">[</w:t>
-      </w:r>
-      <w:r>
-        <w:rPr>
-          <w:rStyle w:val="StringTok"/>
-        </w:rPr>
-        <w:t xml:space="preserve">"cleaning"</w:t>
-      </w:r>
-      <w:r>
-        <w:rPr>
-          <w:rStyle w:val="OtherTok"/>
-        </w:rPr>
-        <w:t xml:space="preserve">,</w:t>
-      </w:r>
-      <w:r>
-        <w:rPr>
-          <w:rStyle w:val="NormalTok"/>
-        </w:rPr>
-        <w:t xml:space="preserve"> </w:t>
-      </w:r>
-      <w:r>
-        <w:rPr>
-          <w:rStyle w:val="StringTok"/>
-        </w:rPr>
-        <w:t xml:space="preserve">"generation"</w:t>
-      </w:r>
-      <w:r>
-        <w:rPr>
-          <w:rStyle w:val="OtherTok"/>
-        </w:rPr>
-        <w:t xml:space="preserve">]</w:t>
-      </w:r>
-      <w:r>
-        <w:br/>
-      </w:r>
-      <w:r>
-        <w:rPr>
-          <w:rStyle w:val="OtherTok"/>
-        </w:rPr>
-        <w:t xml:space="preserve">[</w:t>
-      </w:r>
-      <w:r>
-        <w:rPr>
-          <w:rStyle w:val="StringTok"/>
-        </w:rPr>
-        <w:t xml:space="preserve">"orcacosmo"</w:t>
-      </w:r>
-      <w:r>
-        <w:rPr>
-          <w:rStyle w:val="OtherTok"/>
-        </w:rPr>
-        <w:t xml:space="preserve">,</w:t>
-      </w:r>
-      <w:r>
-        <w:rPr>
-          <w:rStyle w:val="NormalTok"/>
-        </w:rPr>
-        <w:t xml:space="preserve"> </w:t>
-      </w:r>
-      <w:r>
-        <w:rPr>
-          <w:rStyle w:val="StringTok"/>
-        </w:rPr>
-        <w:t xml:space="preserve">"solubility"</w:t>
-      </w:r>
-      <w:r>
-        <w:rPr>
-          <w:rStyle w:val="OtherTok"/>
-        </w:rPr>
-        <w:t xml:space="preserve">]</w:t>
-      </w:r>
-    </w:p>
-    <w:p>
-      <w:pPr>
-        <w:pStyle w:val="FirstParagraph"/>
-      </w:pPr>
-      <w:r>
-        <w:t xml:space="preserve">You can run partial pipelines by starting mid-sequence. The first stage must receive appropriate input (or</w:t>
-      </w:r>
-      <w:r>
-        <w:t xml:space="preserve"> </w:t>
-      </w:r>
-      <w:r>
-        <w:rPr>
-          <w:rStyle w:val="VerbatimChar"/>
-        </w:rPr>
-        <w:t xml:space="preserve">stage_input</w:t>
-      </w:r>
-      <w:r>
-        <w:t xml:space="preserve"> </w:t>
-      </w:r>
-      <w:r>
-        <w:t xml:space="preserve">must be provided manually).</w:t>
-      </w:r>
-    </w:p>
-    <w:p>
-      <w:r>
-        <w:pict>
-          <v:rect style="width:0;height:1.5pt" o:hralign="center" o:hrstd="t" o:hr="t"/>
-        </w:pict>
-      </w:r>
-    </w:p>
-    <w:p>
-      <w:pPr>
-        <w:pStyle w:val="Heading2"/>
-      </w:pPr>
-      <w:bookmarkStart w:id="25" w:name="parameter-hierarchy"/>
-      <w:r>
-        <w:t xml:space="preserve">2. Parameter hierarchy</w:t>
+      <w:bookmarkStart w:id="25" w:name="repeating-stages"/>
+      <w:r>
+        <w:t xml:space="preserve">Repeating stages</w:t>
       </w:r>
       <w:bookmarkEnd w:id="25"/>
     </w:p>
@@ -1965,7 +1487,7 @@
         <w:pStyle w:val="FirstParagraph"/>
       </w:pPr>
       <w:r>
-        <w:t xml:space="preserve">Each stage resolves its parameters in order of precedence (highest wins):</w:t>
+        <w:t xml:space="preserve">Stages can appear more than once in the spec. This is useful for chained optimisation passes with different engines:</w:t>
       </w:r>
     </w:p>
     <w:p>
@@ -1974,44 +1496,402 @@
       </w:pPr>
       <w:r>
         <w:rPr>
-          <w:rStyle w:val="VerbatimChar"/>
-        </w:rPr>
-        <w:t xml:space="preserve">1. stage_args entry in request.json          (runtime override)</w:t>
+          <w:rStyle w:val="NormalTok"/>
+        </w:rPr>
+        <w:t xml:space="preserve">pipeline_spec </w:t>
+      </w:r>
+      <w:r>
+        <w:rPr>
+          <w:rStyle w:val="OperatorTok"/>
+        </w:rPr>
+        <w:t xml:space="preserve">=</w:t>
+      </w:r>
+      <w:r>
+        <w:rPr>
+          <w:rStyle w:val="NormalTok"/>
+        </w:rPr>
+        <w:t xml:space="preserve"> [</w:t>
       </w:r>
       <w:r>
         <w:br/>
       </w:r>
       <w:r>
         <w:rPr>
-          <w:rStyle w:val="VerbatimChar"/>
-        </w:rPr>
-        <w:t xml:space="preserve">2. request-level "strict" / "resources"      (cross-stage overrides)</w:t>
+          <w:rStyle w:val="NormalTok"/>
+        </w:rPr>
+        <w:t xml:space="preserve">    {</w:t>
+      </w:r>
+      <w:r>
+        <w:rPr>
+          <w:rStyle w:val="StringTok"/>
+        </w:rPr>
+        <w:t xml:space="preserve">"stage"</w:t>
+      </w:r>
+      <w:r>
+        <w:rPr>
+          <w:rStyle w:val="NormalTok"/>
+        </w:rPr>
+        <w:t xml:space="preserve">: </w:t>
+      </w:r>
+      <w:r>
+        <w:rPr>
+          <w:rStyle w:val="StringTok"/>
+        </w:rPr>
+        <w:t xml:space="preserve">"cleaning"</w:t>
+      </w:r>
+      <w:r>
+        <w:rPr>
+          <w:rStyle w:val="NormalTok"/>
+        </w:rPr>
+        <w:t xml:space="preserve">,     </w:t>
+      </w:r>
+      <w:r>
+        <w:rPr>
+          <w:rStyle w:val="StringTok"/>
+        </w:rPr>
+        <w:t xml:space="preserve">"args"</w:t>
+      </w:r>
+      <w:r>
+        <w:rPr>
+          <w:rStyle w:val="NormalTok"/>
+        </w:rPr>
+        <w:t xml:space="preserve">: {</w:t>
+      </w:r>
+      <w:r>
+        <w:rPr>
+          <w:rStyle w:val="StringTok"/>
+        </w:rPr>
+        <w:t xml:space="preserve">"input_csv"</w:t>
+      </w:r>
+      <w:r>
+        <w:rPr>
+          <w:rStyle w:val="NormalTok"/>
+        </w:rPr>
+        <w:t xml:space="preserve">: input_csv}},</w:t>
       </w:r>
       <w:r>
         <w:br/>
       </w:r>
       <w:r>
         <w:rPr>
-          <w:rStyle w:val="VerbatimChar"/>
-        </w:rPr>
-        <w:t xml:space="preserve">3. stage defaults JSON  (e.g. optimisation_defaults.json)</w:t>
+          <w:rStyle w:val="NormalTok"/>
+        </w:rPr>
+        <w:t xml:space="preserve">    {</w:t>
+      </w:r>
+      <w:r>
+        <w:rPr>
+          <w:rStyle w:val="StringTok"/>
+        </w:rPr>
+        <w:t xml:space="preserve">"stage"</w:t>
+      </w:r>
+      <w:r>
+        <w:rPr>
+          <w:rStyle w:val="NormalTok"/>
+        </w:rPr>
+        <w:t xml:space="preserve">: </w:t>
+      </w:r>
+      <w:r>
+        <w:rPr>
+          <w:rStyle w:val="StringTok"/>
+        </w:rPr>
+        <w:t xml:space="preserve">"generation"</w:t>
+      </w:r>
+      <w:r>
+        <w:rPr>
+          <w:rStyle w:val="NormalTok"/>
+        </w:rPr>
+        <w:t xml:space="preserve">,   </w:t>
+      </w:r>
+      <w:r>
+        <w:rPr>
+          <w:rStyle w:val="StringTok"/>
+        </w:rPr>
+        <w:t xml:space="preserve">"args"</w:t>
+      </w:r>
+      <w:r>
+        <w:rPr>
+          <w:rStyle w:val="NormalTok"/>
+        </w:rPr>
+        <w:t xml:space="preserve">: {</w:t>
+      </w:r>
+      <w:r>
+        <w:rPr>
+          <w:rStyle w:val="StringTok"/>
+        </w:rPr>
+        <w:t xml:space="preserve">"engine"</w:t>
+      </w:r>
+      <w:r>
+        <w:rPr>
+          <w:rStyle w:val="NormalTok"/>
+        </w:rPr>
+        <w:t xml:space="preserve">: </w:t>
+      </w:r>
+      <w:r>
+        <w:rPr>
+          <w:rStyle w:val="StringTok"/>
+        </w:rPr>
+        <w:t xml:space="preserve">"crest"</w:t>
+      </w:r>
+      <w:r>
+        <w:rPr>
+          <w:rStyle w:val="NormalTok"/>
+        </w:rPr>
+        <w:t xml:space="preserve">}},</w:t>
       </w:r>
       <w:r>
         <w:br/>
       </w:r>
       <w:r>
         <w:rPr>
-          <w:rStyle w:val="VerbatimChar"/>
-        </w:rPr>
-        <w:t xml:space="preserve">4. BaseStage / hard-coded fallback</w:t>
-      </w:r>
+          <w:rStyle w:val="NormalTok"/>
+        </w:rPr>
+        <w:t xml:space="preserve">    {</w:t>
+      </w:r>
+      <w:r>
+        <w:rPr>
+          <w:rStyle w:val="StringTok"/>
+        </w:rPr>
+        <w:t xml:space="preserve">"stage"</w:t>
+      </w:r>
+      <w:r>
+        <w:rPr>
+          <w:rStyle w:val="NormalTok"/>
+        </w:rPr>
+        <w:t xml:space="preserve">: </w:t>
+      </w:r>
+      <w:r>
+        <w:rPr>
+          <w:rStyle w:val="StringTok"/>
+        </w:rPr>
+        <w:t xml:space="preserve">"optimisation"</w:t>
+      </w:r>
+      <w:r>
+        <w:rPr>
+          <w:rStyle w:val="NormalTok"/>
+        </w:rPr>
+        <w:t xml:space="preserve">, </w:t>
+      </w:r>
+      <w:r>
+        <w:rPr>
+          <w:rStyle w:val="StringTok"/>
+        </w:rPr>
+        <w:t xml:space="preserve">"args"</w:t>
+      </w:r>
+      <w:r>
+        <w:rPr>
+          <w:rStyle w:val="NormalTok"/>
+        </w:rPr>
+        <w:t xml:space="preserve">: {</w:t>
+      </w:r>
+      <w:r>
+        <w:rPr>
+          <w:rStyle w:val="StringTok"/>
+        </w:rPr>
+        <w:t xml:space="preserve">"engine"</w:t>
+      </w:r>
+      <w:r>
+        <w:rPr>
+          <w:rStyle w:val="NormalTok"/>
+        </w:rPr>
+        <w:t xml:space="preserve">: </w:t>
+      </w:r>
+      <w:r>
+        <w:rPr>
+          <w:rStyle w:val="StringTok"/>
+        </w:rPr>
+        <w:t xml:space="preserve">"xtb_opt_loose"</w:t>
+      </w:r>
+      <w:r>
+        <w:rPr>
+          <w:rStyle w:val="NormalTok"/>
+        </w:rPr>
+        <w:t xml:space="preserve">}},</w:t>
+      </w:r>
+      <w:r>
+        <w:br/>
+      </w:r>
+      <w:r>
+        <w:rPr>
+          <w:rStyle w:val="NormalTok"/>
+        </w:rPr>
+        <w:t xml:space="preserve">    {</w:t>
+      </w:r>
+      <w:r>
+        <w:rPr>
+          <w:rStyle w:val="StringTok"/>
+        </w:rPr>
+        <w:t xml:space="preserve">"stage"</w:t>
+      </w:r>
+      <w:r>
+        <w:rPr>
+          <w:rStyle w:val="NormalTok"/>
+        </w:rPr>
+        <w:t xml:space="preserve">: </w:t>
+      </w:r>
+      <w:r>
+        <w:rPr>
+          <w:rStyle w:val="StringTok"/>
+        </w:rPr>
+        <w:t xml:space="preserve">"optimisation"</w:t>
+      </w:r>
+      <w:r>
+        <w:rPr>
+          <w:rStyle w:val="NormalTok"/>
+        </w:rPr>
+        <w:t xml:space="preserve">, </w:t>
+      </w:r>
+      <w:r>
+        <w:rPr>
+          <w:rStyle w:val="StringTok"/>
+        </w:rPr>
+        <w:t xml:space="preserve">"args"</w:t>
+      </w:r>
+      <w:r>
+        <w:rPr>
+          <w:rStyle w:val="NormalTok"/>
+        </w:rPr>
+        <w:t xml:space="preserve">: {</w:t>
+      </w:r>
+      <w:r>
+        <w:rPr>
+          <w:rStyle w:val="StringTok"/>
+        </w:rPr>
+        <w:t xml:space="preserve">"engine"</w:t>
+      </w:r>
+      <w:r>
+        <w:rPr>
+          <w:rStyle w:val="NormalTok"/>
+        </w:rPr>
+        <w:t xml:space="preserve">: </w:t>
+      </w:r>
+      <w:r>
+        <w:rPr>
+          <w:rStyle w:val="StringTok"/>
+        </w:rPr>
+        <w:t xml:space="preserve">"gxtb_opt_normal"</w:t>
+      </w:r>
+      <w:r>
+        <w:rPr>
+          <w:rStyle w:val="NormalTok"/>
+        </w:rPr>
+        <w:t xml:space="preserve">}},</w:t>
+      </w:r>
+      <w:r>
+        <w:br/>
+      </w:r>
+      <w:r>
+        <w:rPr>
+          <w:rStyle w:val="NormalTok"/>
+        </w:rPr>
+        <w:t xml:space="preserve">    {</w:t>
+      </w:r>
+      <w:r>
+        <w:rPr>
+          <w:rStyle w:val="StringTok"/>
+        </w:rPr>
+        <w:t xml:space="preserve">"stage"</w:t>
+      </w:r>
+      <w:r>
+        <w:rPr>
+          <w:rStyle w:val="NormalTok"/>
+        </w:rPr>
+        <w:t xml:space="preserve">: </w:t>
+      </w:r>
+      <w:r>
+        <w:rPr>
+          <w:rStyle w:val="StringTok"/>
+        </w:rPr>
+        <w:t xml:space="preserve">"orcacosmo"</w:t>
+      </w:r>
+      <w:r>
+        <w:rPr>
+          <w:rStyle w:val="NormalTok"/>
+        </w:rPr>
+        <w:t xml:space="preserve">,    </w:t>
+      </w:r>
+      <w:r>
+        <w:rPr>
+          <w:rStyle w:val="StringTok"/>
+        </w:rPr>
+        <w:t xml:space="preserve">"args"</w:t>
+      </w:r>
+      <w:r>
+        <w:rPr>
+          <w:rStyle w:val="NormalTok"/>
+        </w:rPr>
+        <w:t xml:space="preserve">: {}},</w:t>
+      </w:r>
+      <w:r>
+        <w:br/>
+      </w:r>
+      <w:r>
+        <w:rPr>
+          <w:rStyle w:val="NormalTok"/>
+        </w:rPr>
+        <w:t xml:space="preserve">    {</w:t>
+      </w:r>
+      <w:r>
+        <w:rPr>
+          <w:rStyle w:val="StringTok"/>
+        </w:rPr>
+        <w:t xml:space="preserve">"stage"</w:t>
+      </w:r>
+      <w:r>
+        <w:rPr>
+          <w:rStyle w:val="NormalTok"/>
+        </w:rPr>
+        <w:t xml:space="preserve">: </w:t>
+      </w:r>
+      <w:r>
+        <w:rPr>
+          <w:rStyle w:val="StringTok"/>
+        </w:rPr>
+        <w:t xml:space="preserve">"solubility"</w:t>
+      </w:r>
+      <w:r>
+        <w:rPr>
+          <w:rStyle w:val="NormalTok"/>
+        </w:rPr>
+        <w:t xml:space="preserve">,   </w:t>
+      </w:r>
+      <w:r>
+        <w:rPr>
+          <w:rStyle w:val="StringTok"/>
+        </w:rPr>
+        <w:t xml:space="preserve">"args"</w:t>
+      </w:r>
+      <w:r>
+        <w:rPr>
+          <w:rStyle w:val="NormalTok"/>
+        </w:rPr>
+        <w:t xml:space="preserve">: {}},</w:t>
+      </w:r>
+      <w:r>
+        <w:br/>
+      </w:r>
+      <w:r>
+        <w:rPr>
+          <w:rStyle w:val="NormalTok"/>
+        </w:rPr>
+        <w:t xml:space="preserve">]</w:t>
+      </w:r>
+    </w:p>
+    <w:p>
+      <w:pPr>
+        <w:pStyle w:val="Heading3"/>
+      </w:pPr>
+      <w:bookmarkStart w:id="26" w:name="execution-mode"/>
+      <w:r>
+        <w:t xml:space="preserve">Execution mode</w:t>
+      </w:r>
+      <w:bookmarkEnd w:id="26"/>
     </w:p>
     <w:p>
       <w:pPr>
         <w:pStyle w:val="FirstParagraph"/>
       </w:pPr>
       <w:r>
-        <w:t xml:space="preserve">For example, if</w:t>
+        <w:t xml:space="preserve">In</w:t>
       </w:r>
       <w:r>
         <w:t xml:space="preserve"> </w:t>
@@ -2020,28 +1900,137 @@
         <w:rPr>
           <w:rStyle w:val="VerbatimChar"/>
         </w:rPr>
-        <w:t xml:space="preserve">optimisation_defaults.json</w:t>
+        <w:t xml:space="preserve">main.py</w:t>
+      </w:r>
+      <w:r>
+        <w:t xml:space="preserve">, set</w:t>
       </w:r>
       <w:r>
         <w:t xml:space="preserve"> </w:t>
       </w:r>
       <w:r>
-        <w:t xml:space="preserve">has</w:t>
-      </w:r>
-      <w:r>
+        <w:rPr>
+          <w:rStyle w:val="VerbatimChar"/>
+        </w:rPr>
+        <w:t xml:space="preserve">USE_QUEUE</w:t>
+      </w:r>
+      <w:r>
+        <w:t xml:space="preserve">:</w:t>
+      </w:r>
+    </w:p>
+    <w:p>
+      <w:pPr>
+        <w:pStyle w:val="SourceCode"/>
+      </w:pPr>
+      <w:r>
+        <w:rPr>
+          <w:rStyle w:val="NormalTok"/>
+        </w:rPr>
+        <w:t xml:space="preserve">USE_QUEUE </w:t>
+      </w:r>
+      <w:r>
+        <w:rPr>
+          <w:rStyle w:val="OperatorTok"/>
+        </w:rPr>
+        <w:t xml:space="preserve">=</w:t>
+      </w:r>
+      <w:r>
+        <w:rPr>
+          <w:rStyle w:val="NormalTok"/>
+        </w:rPr>
         <w:t xml:space="preserve"> </w:t>
       </w:r>
       <w:r>
         <w:rPr>
+          <w:rStyle w:val="VariableTok"/>
+        </w:rPr>
+        <w:t xml:space="preserve">True</w:t>
+      </w:r>
+      <w:r>
+        <w:rPr>
+          <w:rStyle w:val="NormalTok"/>
+        </w:rPr>
+        <w:t xml:space="preserve">   </w:t>
+      </w:r>
+      <w:r>
+        <w:rPr>
+          <w:rStyle w:val="CommentTok"/>
+        </w:rPr>
+        <w:t xml:space="preserve"># Enqueue for background worker (recommended)</w:t>
+      </w:r>
+      <w:r>
+        <w:br/>
+      </w:r>
+      <w:r>
+        <w:rPr>
+          <w:rStyle w:val="NormalTok"/>
+        </w:rPr>
+        <w:t xml:space="preserve">USE_QUEUE </w:t>
+      </w:r>
+      <w:r>
+        <w:rPr>
+          <w:rStyle w:val="OperatorTok"/>
+        </w:rPr>
+        <w:t xml:space="preserve">=</w:t>
+      </w:r>
+      <w:r>
+        <w:rPr>
+          <w:rStyle w:val="NormalTok"/>
+        </w:rPr>
+        <w:t xml:space="preserve"> </w:t>
+      </w:r>
+      <w:r>
+        <w:rPr>
+          <w:rStyle w:val="VariableTok"/>
+        </w:rPr>
+        <w:t xml:space="preserve">False</w:t>
+      </w:r>
+      <w:r>
+        <w:rPr>
+          <w:rStyle w:val="NormalTok"/>
+        </w:rPr>
+        <w:t xml:space="preserve">  </w:t>
+      </w:r>
+      <w:r>
+        <w:rPr>
+          <w:rStyle w:val="CommentTok"/>
+        </w:rPr>
+        <w:t xml:space="preserve"># Run directly in the foreground</w:t>
+      </w:r>
+    </w:p>
+    <w:p>
+      <w:pPr>
+        <w:pStyle w:val="FirstParagraph"/>
+      </w:pPr>
+      <w:r>
+        <w:rPr>
+          <w:b/>
+        </w:rPr>
+        <w:t xml:space="preserve">Valid stage names:</w:t>
+      </w:r>
+      <w:r>
+        <w:t xml:space="preserve"> </w:t>
+      </w:r>
+      <w:r>
+        <w:rPr>
           <w:rStyle w:val="VerbatimChar"/>
         </w:rPr>
-        <w:t xml:space="preserve">"engine": "gxtb_opt_normal"</w:t>
+        <w:t xml:space="preserve">cleaning</w:t>
+      </w:r>
+      <w:r>
+        <w:t xml:space="preserve">,</w:t>
       </w:r>
       <w:r>
         <w:t xml:space="preserve"> </w:t>
       </w:r>
       <w:r>
-        <w:t xml:space="preserve">and the request’s</w:t>
+        <w:rPr>
+          <w:rStyle w:val="VerbatimChar"/>
+        </w:rPr>
+        <w:t xml:space="preserve">generation</w:t>
+      </w:r>
+      <w:r>
+        <w:t xml:space="preserve">,</w:t>
       </w:r>
       <w:r>
         <w:t xml:space="preserve"> </w:t>
@@ -2050,13 +2039,22 @@
         <w:rPr>
           <w:rStyle w:val="VerbatimChar"/>
         </w:rPr>
-        <w:t xml:space="preserve">stage_args</w:t>
+        <w:t xml:space="preserve">pruning</w:t>
+      </w:r>
+      <w:r>
+        <w:t xml:space="preserve">,</w:t>
       </w:r>
       <w:r>
         <w:t xml:space="preserve"> </w:t>
       </w:r>
       <w:r>
-        <w:t xml:space="preserve">entry has</w:t>
+        <w:rPr>
+          <w:rStyle w:val="VerbatimChar"/>
+        </w:rPr>
+        <w:t xml:space="preserve">optimisation</w:t>
+      </w:r>
+      <w:r>
+        <w:t xml:space="preserve">,</w:t>
       </w:r>
       <w:r>
         <w:t xml:space="preserve"> </w:t>
@@ -2065,10 +2063,69 @@
         <w:rPr>
           <w:rStyle w:val="VerbatimChar"/>
         </w:rPr>
-        <w:t xml:space="preserve">"engine": "orca_opt_fast"</w:t>
-      </w:r>
-      <w:r>
-        <w:t xml:space="preserve">, the request-level value wins.</w:t>
+        <w:t xml:space="preserve">orcacosmo</w:t>
+      </w:r>
+      <w:r>
+        <w:t xml:space="preserve">,</w:t>
+      </w:r>
+      <w:r>
+        <w:t xml:space="preserve"> </w:t>
+      </w:r>
+      <w:r>
+        <w:rPr>
+          <w:rStyle w:val="VerbatimChar"/>
+        </w:rPr>
+        <w:t xml:space="preserve">solubility</w:t>
+      </w:r>
+    </w:p>
+    <w:p>
+      <w:pPr>
+        <w:pStyle w:val="BodyText"/>
+      </w:pPr>
+      <w:r>
+        <w:t xml:space="preserve">You can run partial pipelines by starting mid-sequence. The first stage must receive appropriate input via its</w:t>
+      </w:r>
+      <w:r>
+        <w:t xml:space="preserve"> </w:t>
+      </w:r>
+      <w:r>
+        <w:rPr>
+          <w:rStyle w:val="VerbatimChar"/>
+        </w:rPr>
+        <w:t xml:space="preserve">args</w:t>
+      </w:r>
+      <w:r>
+        <w:t xml:space="preserve"> </w:t>
+      </w:r>
+      <w:r>
+        <w:t xml:space="preserve">(e.g. </w:t>
+      </w:r>
+      <w:r>
+        <w:rPr>
+          <w:rStyle w:val="VerbatimChar"/>
+        </w:rPr>
+        <w:t xml:space="preserve">input_csv</w:t>
+      </w:r>
+      <w:r>
+        <w:t xml:space="preserve"> </w:t>
+      </w:r>
+      <w:r>
+        <w:t xml:space="preserve">for cleaning, or</w:t>
+      </w:r>
+      <w:r>
+        <w:t xml:space="preserve"> </w:t>
+      </w:r>
+      <w:r>
+        <w:rPr>
+          <w:rStyle w:val="VerbatimChar"/>
+        </w:rPr>
+        <w:t xml:space="preserve">stage_input</w:t>
+      </w:r>
+      <w:r>
+        <w:t xml:space="preserve"> </w:t>
+      </w:r>
+      <w:r>
+        <w:t xml:space="preserve">pointing to a prior canonical output).</w:t>
       </w:r>
     </w:p>
     <w:p>
@@ -2082,11 +2139,139 @@
       <w:pPr>
         <w:pStyle w:val="Heading2"/>
       </w:pPr>
-      <w:bookmarkStart w:id="26" w:name="global-parameters"/>
+      <w:bookmarkStart w:id="27" w:name="parameter-hierarchy"/>
+      <w:r>
+        <w:t xml:space="preserve">2. Parameter hierarchy</w:t>
+      </w:r>
+      <w:bookmarkEnd w:id="27"/>
+    </w:p>
+    <w:p>
+      <w:pPr>
+        <w:pStyle w:val="FirstParagraph"/>
+      </w:pPr>
+      <w:r>
+        <w:t xml:space="preserve">Each stage resolves its parameters in order of precedence (highest wins):</w:t>
+      </w:r>
+    </w:p>
+    <w:p>
+      <w:pPr>
+        <w:pStyle w:val="SourceCode"/>
+      </w:pPr>
+      <w:r>
+        <w:rPr>
+          <w:rStyle w:val="VerbatimChar"/>
+        </w:rPr>
+        <w:t xml:space="preserve">1. stage_args entry in request.json          (runtime override)</w:t>
+      </w:r>
+      <w:r>
+        <w:br/>
+      </w:r>
+      <w:r>
+        <w:rPr>
+          <w:rStyle w:val="VerbatimChar"/>
+        </w:rPr>
+        <w:t xml:space="preserve">2. request-level "strict" / "resources"      (cross-stage overrides)</w:t>
+      </w:r>
+      <w:r>
+        <w:br/>
+      </w:r>
+      <w:r>
+        <w:rPr>
+          <w:rStyle w:val="VerbatimChar"/>
+        </w:rPr>
+        <w:t xml:space="preserve">3. stage defaults JSON  (e.g. optimisation_defaults.json)</w:t>
+      </w:r>
+      <w:r>
+        <w:br/>
+      </w:r>
+      <w:r>
+        <w:rPr>
+          <w:rStyle w:val="VerbatimChar"/>
+        </w:rPr>
+        <w:t xml:space="preserve">4. BaseStage / hard-coded fallback</w:t>
+      </w:r>
+    </w:p>
+    <w:p>
+      <w:pPr>
+        <w:pStyle w:val="FirstParagraph"/>
+      </w:pPr>
+      <w:r>
+        <w:t xml:space="preserve">For example, if</w:t>
+      </w:r>
+      <w:r>
+        <w:t xml:space="preserve"> </w:t>
+      </w:r>
+      <w:r>
+        <w:rPr>
+          <w:rStyle w:val="VerbatimChar"/>
+        </w:rPr>
+        <w:t xml:space="preserve">optimisation_defaults.json</w:t>
+      </w:r>
+      <w:r>
+        <w:t xml:space="preserve"> </w:t>
+      </w:r>
+      <w:r>
+        <w:t xml:space="preserve">has</w:t>
+      </w:r>
+      <w:r>
+        <w:t xml:space="preserve"> </w:t>
+      </w:r>
+      <w:r>
+        <w:rPr>
+          <w:rStyle w:val="VerbatimChar"/>
+        </w:rPr>
+        <w:t xml:space="preserve">"engine": "gxtb_opt_normal"</w:t>
+      </w:r>
+      <w:r>
+        <w:t xml:space="preserve"> </w:t>
+      </w:r>
+      <w:r>
+        <w:t xml:space="preserve">and the request’s</w:t>
+      </w:r>
+      <w:r>
+        <w:t xml:space="preserve"> </w:t>
+      </w:r>
+      <w:r>
+        <w:rPr>
+          <w:rStyle w:val="VerbatimChar"/>
+        </w:rPr>
+        <w:t xml:space="preserve">stage_args</w:t>
+      </w:r>
+      <w:r>
+        <w:t xml:space="preserve"> </w:t>
+      </w:r>
+      <w:r>
+        <w:t xml:space="preserve">entry has</w:t>
+      </w:r>
+      <w:r>
+        <w:t xml:space="preserve"> </w:t>
+      </w:r>
+      <w:r>
+        <w:rPr>
+          <w:rStyle w:val="VerbatimChar"/>
+        </w:rPr>
+        <w:t xml:space="preserve">"engine": "orca_opt_fast"</w:t>
+      </w:r>
+      <w:r>
+        <w:t xml:space="preserve">, the request-level value wins.</w:t>
+      </w:r>
+    </w:p>
+    <w:p>
+      <w:r>
+        <w:pict>
+          <v:rect style="width:0;height:1.5pt" o:hralign="center" o:hrstd="t" o:hr="t"/>
+        </w:pict>
+      </w:r>
+    </w:p>
+    <w:p>
+      <w:pPr>
+        <w:pStyle w:val="Heading2"/>
+      </w:pPr>
+      <w:bookmarkStart w:id="28" w:name="global-parameters"/>
       <w:r>
         <w:t xml:space="preserve">3. Global parameters</w:t>
       </w:r>
-      <w:bookmarkEnd w:id="26"/>
+      <w:bookmarkEnd w:id="28"/>
     </w:p>
     <w:p>
       <w:pPr>
@@ -2272,11 +2457,11 @@
       <w:pPr>
         <w:pStyle w:val="Heading2"/>
       </w:pPr>
-      <w:bookmarkStart w:id="27" w:name="cleaning-stage-parameters"/>
+      <w:bookmarkStart w:id="29" w:name="cleaning-stage-parameters"/>
       <w:r>
         <w:t xml:space="preserve">4. Cleaning stage parameters</w:t>
       </w:r>
-      <w:bookmarkEnd w:id="27"/>
+      <w:bookmarkEnd w:id="29"/>
     </w:p>
     <w:p>
       <w:pPr>
@@ -2305,11 +2490,11 @@
       <w:pPr>
         <w:pStyle w:val="Heading3"/>
       </w:pPr>
-      <w:bookmarkStart w:id="28" w:name="input-source-parameters"/>
+      <w:bookmarkStart w:id="30" w:name="input-source-parameters"/>
       <w:r>
         <w:t xml:space="preserve">Input source parameters</w:t>
       </w:r>
-      <w:bookmarkEnd w:id="28"/>
+      <w:bookmarkEnd w:id="30"/>
     </w:p>
     <w:tbl>
       <w:tblPr>
@@ -2563,11 +2748,11 @@
       <w:pPr>
         <w:pStyle w:val="Heading3"/>
       </w:pPr>
-      <w:bookmarkStart w:id="29" w:name="behaviour-parameters"/>
+      <w:bookmarkStart w:id="31" w:name="behaviour-parameters"/>
       <w:r>
         <w:t xml:space="preserve">Behaviour parameters</w:t>
       </w:r>
-      <w:bookmarkEnd w:id="29"/>
+      <w:bookmarkEnd w:id="31"/>
     </w:p>
     <w:tbl>
       <w:tblPr>
@@ -2723,11 +2908,11 @@
       <w:pPr>
         <w:pStyle w:val="Heading3"/>
       </w:pPr>
-      <w:bookmarkStart w:id="30" w:name="input-csv-columns"/>
+      <w:bookmarkStart w:id="32" w:name="input-csv-columns"/>
       <w:r>
         <w:t xml:space="preserve">Input CSV columns</w:t>
       </w:r>
-      <w:bookmarkEnd w:id="30"/>
+      <w:bookmarkEnd w:id="32"/>
     </w:p>
     <w:tbl>
       <w:tblPr>
@@ -3103,11 +3288,11 @@
       <w:pPr>
         <w:pStyle w:val="Heading3"/>
       </w:pPr>
-      <w:bookmarkStart w:id="31" w:name="outputs"/>
+      <w:bookmarkStart w:id="33" w:name="outputs"/>
       <w:r>
         <w:t xml:space="preserve">Outputs</w:t>
       </w:r>
-      <w:bookmarkEnd w:id="31"/>
+      <w:bookmarkEnd w:id="33"/>
     </w:p>
     <w:tbl>
       <w:tblPr>
@@ -3224,11 +3409,11 @@
       <w:pPr>
         <w:pStyle w:val="Heading2"/>
       </w:pPr>
-      <w:bookmarkStart w:id="32" w:name="generation-stage-parameters"/>
+      <w:bookmarkStart w:id="34" w:name="generation-stage-parameters"/>
       <w:r>
         <w:t xml:space="preserve">5. Generation stage parameters</w:t>
       </w:r>
-      <w:bookmarkEnd w:id="32"/>
+      <w:bookmarkEnd w:id="34"/>
     </w:p>
     <w:p>
       <w:pPr>
@@ -3691,11 +3876,11 @@
       <w:pPr>
         <w:pStyle w:val="Heading3"/>
       </w:pPr>
-      <w:bookmarkStart w:id="33" w:name="engine-comparison"/>
+      <w:bookmarkStart w:id="35" w:name="engine-comparison"/>
       <w:r>
         <w:t xml:space="preserve">Engine comparison</w:t>
       </w:r>
-      <w:bookmarkEnd w:id="33"/>
+      <w:bookmarkEnd w:id="35"/>
     </w:p>
     <w:tbl>
       <w:tblPr>
@@ -3988,11 +4173,11 @@
       <w:pPr>
         <w:pStyle w:val="Heading3"/>
       </w:pPr>
-      <w:bookmarkStart w:id="34" w:name="outputs-1"/>
+      <w:bookmarkStart w:id="36" w:name="outputs-1"/>
       <w:r>
         <w:t xml:space="preserve">Outputs</w:t>
       </w:r>
-      <w:bookmarkEnd w:id="34"/>
+      <w:bookmarkEnd w:id="36"/>
     </w:p>
     <w:tbl>
       <w:tblPr>
@@ -4133,11 +4318,11 @@
       <w:pPr>
         <w:pStyle w:val="Heading2"/>
       </w:pPr>
-      <w:bookmarkStart w:id="35" w:name="pruning-stage-parameters"/>
+      <w:bookmarkStart w:id="37" w:name="pruning-stage-parameters"/>
       <w:r>
         <w:t xml:space="preserve">6. Pruning stage parameters</w:t>
       </w:r>
-      <w:bookmarkEnd w:id="35"/>
+      <w:bookmarkEnd w:id="37"/>
     </w:p>
     <w:p>
       <w:pPr>
@@ -4839,11 +5024,11 @@
       <w:pPr>
         <w:pStyle w:val="Heading2"/>
       </w:pPr>
-      <w:bookmarkStart w:id="36" w:name="optimisation-stage-parameters"/>
+      <w:bookmarkStart w:id="38" w:name="optimisation-stage-parameters"/>
       <w:r>
         <w:t xml:space="preserve">7. Optimisation stage parameters</w:t>
       </w:r>
-      <w:bookmarkEnd w:id="36"/>
+      <w:bookmarkEnd w:id="38"/>
     </w:p>
     <w:p>
       <w:pPr>
@@ -5242,419 +5427,19 @@
       <w:pPr>
         <w:pStyle w:val="Heading3"/>
       </w:pPr>
-      <w:bookmarkStart w:id="37" w:name="available-engines"/>
+      <w:bookmarkStart w:id="39" w:name="available-engines"/>
       <w:r>
         <w:t xml:space="preserve">Available engines</w:t>
       </w:r>
-      <w:bookmarkEnd w:id="37"/>
+      <w:bookmarkEnd w:id="39"/>
     </w:p>
     <w:p>
       <w:pPr>
         <w:pStyle w:val="Heading4"/>
       </w:pPr>
-      <w:bookmarkStart w:id="38" w:name="Xa9a89c188f63a223d0b57d5ec27a25a51ec0647"/>
+      <w:bookmarkStart w:id="40" w:name="Xa9a89c188f63a223d0b57d5ec27a25a51ec0647"/>
       <w:r>
         <w:t xml:space="preserve">gXTB engines (recommended for large batches)</w:t>
-      </w:r>
-      <w:bookmarkEnd w:id="38"/>
-    </w:p>
-    <w:tbl>
-      <w:tblPr>
-        <w:tblStyle w:val="Table"/>
-        <w:tblW w:type="pct" w:w="0.0"/>
-        <w:tblLook w:firstRow="1"/>
-      </w:tblPr>
-      <w:tblGrid/>
-      <w:tr>
-        <w:trPr>
-          <w:cnfStyle w:firstRow="1"/>
-        </w:trPr>
-        <w:tc>
-          <w:tcPr>
-            <w:tcBorders>
-              <w:bottom w:val="single"/>
-            </w:tcBorders>
-            <w:vAlign w:val="bottom"/>
-          </w:tcPr>
-          <w:p>
-            <w:pPr>
-              <w:pStyle w:val="Compact"/>
-              <w:jc w:val="left"/>
-            </w:pPr>
-            <w:r>
-              <w:t xml:space="preserve">Engine key</w:t>
-            </w:r>
-          </w:p>
-        </w:tc>
-        <w:tc>
-          <w:tcPr>
-            <w:tcBorders>
-              <w:bottom w:val="single"/>
-            </w:tcBorders>
-            <w:vAlign w:val="bottom"/>
-          </w:tcPr>
-          <w:p>
-            <w:pPr>
-              <w:pStyle w:val="Compact"/>
-              <w:jc w:val="left"/>
-            </w:pPr>
-            <w:r>
-              <w:t xml:space="preserve">Level</w:t>
-            </w:r>
-          </w:p>
-        </w:tc>
-        <w:tc>
-          <w:tcPr>
-            <w:tcBorders>
-              <w:bottom w:val="single"/>
-            </w:tcBorders>
-            <w:vAlign w:val="bottom"/>
-          </w:tcPr>
-          <w:p>
-            <w:pPr>
-              <w:pStyle w:val="Compact"/>
-              <w:jc w:val="left"/>
-            </w:pPr>
-            <w:r>
-              <w:t xml:space="preserve">Notes</w:t>
-            </w:r>
-          </w:p>
-        </w:tc>
-      </w:tr>
-      <w:tr>
-        <w:tc>
-          <w:p>
-            <w:pPr>
-              <w:pStyle w:val="Compact"/>
-              <w:jc w:val="left"/>
-            </w:pPr>
-            <w:r>
-              <w:rPr>
-                <w:rStyle w:val="VerbatimChar"/>
-              </w:rPr>
-              <w:t xml:space="preserve">gxtb_opt_loose</w:t>
-            </w:r>
-          </w:p>
-        </w:tc>
-        <w:tc>
-          <w:p>
-            <w:pPr>
-              <w:pStyle w:val="Compact"/>
-              <w:jc w:val="left"/>
-            </w:pPr>
-            <w:r>
-              <w:t xml:space="preserve">loose</w:t>
-            </w:r>
-          </w:p>
-        </w:tc>
-        <w:tc>
-          <w:p>
-            <w:pPr>
-              <w:pStyle w:val="Compact"/>
-              <w:jc w:val="left"/>
-            </w:pPr>
-            <w:r>
-              <w:t xml:space="preserve">Fastest, least converged</w:t>
-            </w:r>
-          </w:p>
-        </w:tc>
-      </w:tr>
-      <w:tr>
-        <w:tc>
-          <w:p>
-            <w:pPr>
-              <w:pStyle w:val="Compact"/>
-              <w:jc w:val="left"/>
-            </w:pPr>
-            <w:r>
-              <w:rPr>
-                <w:rStyle w:val="VerbatimChar"/>
-              </w:rPr>
-              <w:t xml:space="preserve">gxtb_opt_normal</w:t>
-            </w:r>
-          </w:p>
-        </w:tc>
-        <w:tc>
-          <w:p>
-            <w:pPr>
-              <w:pStyle w:val="Compact"/>
-              <w:jc w:val="left"/>
-            </w:pPr>
-            <w:r>
-              <w:t xml:space="preserve">normal</w:t>
-            </w:r>
-          </w:p>
-        </w:tc>
-        <w:tc>
-          <w:p>
-            <w:pPr>
-              <w:pStyle w:val="Compact"/>
-              <w:jc w:val="left"/>
-            </w:pPr>
-            <w:r>
-              <w:rPr>
-                <w:b/>
-              </w:rPr>
-              <w:t xml:space="preserve">Default</w:t>
-            </w:r>
-            <w:r>
-              <w:t xml:space="preserve"> </w:t>
-            </w:r>
-            <w:r>
-              <w:t xml:space="preserve">— good balance</w:t>
-            </w:r>
-          </w:p>
-        </w:tc>
-      </w:tr>
-      <w:tr>
-        <w:tc>
-          <w:p>
-            <w:pPr>
-              <w:pStyle w:val="Compact"/>
-              <w:jc w:val="left"/>
-            </w:pPr>
-            <w:r>
-              <w:rPr>
-                <w:rStyle w:val="VerbatimChar"/>
-              </w:rPr>
-              <w:t xml:space="preserve">gxtb_opt_tight</w:t>
-            </w:r>
-          </w:p>
-        </w:tc>
-        <w:tc>
-          <w:p>
-            <w:pPr>
-              <w:pStyle w:val="Compact"/>
-              <w:jc w:val="left"/>
-            </w:pPr>
-            <w:r>
-              <w:t xml:space="preserve">tight</w:t>
-            </w:r>
-          </w:p>
-        </w:tc>
-        <w:tc>
-          <w:p>
-            <w:pPr>
-              <w:pStyle w:val="Compact"/>
-              <w:jc w:val="left"/>
-            </w:pPr>
-            <w:r>
-              <w:t xml:space="preserve">More thorough</w:t>
-            </w:r>
-          </w:p>
-        </w:tc>
-      </w:tr>
-      <w:tr>
-        <w:tc>
-          <w:p>
-            <w:pPr>
-              <w:pStyle w:val="Compact"/>
-              <w:jc w:val="left"/>
-            </w:pPr>
-            <w:r>
-              <w:rPr>
-                <w:rStyle w:val="VerbatimChar"/>
-              </w:rPr>
-              <w:t xml:space="preserve">gxtb_opt_vtight</w:t>
-            </w:r>
-          </w:p>
-        </w:tc>
-        <w:tc>
-          <w:p>
-            <w:pPr>
-              <w:pStyle w:val="Compact"/>
-              <w:jc w:val="left"/>
-            </w:pPr>
-            <w:r>
-              <w:t xml:space="preserve">vtight</w:t>
-            </w:r>
-          </w:p>
-        </w:tc>
-        <w:tc>
-          <w:p>
-            <w:pPr>
-              <w:pStyle w:val="Compact"/>
-              <w:jc w:val="left"/>
-            </w:pPr>
-            <w:r>
-              <w:t xml:space="preserve">Most thorough</w:t>
-            </w:r>
-          </w:p>
-        </w:tc>
-      </w:tr>
-    </w:tbl>
-    <w:p>
-      <w:pPr>
-        <w:pStyle w:val="Heading4"/>
-      </w:pPr>
-      <w:bookmarkStart w:id="39" w:name="xtb-engines"/>
-      <w:r>
-        <w:t xml:space="preserve">XTB engines</w:t>
-      </w:r>
-      <w:bookmarkEnd w:id="39"/>
-    </w:p>
-    <w:tbl>
-      <w:tblPr>
-        <w:tblStyle w:val="Table"/>
-        <w:tblW w:type="pct" w:w="0.0"/>
-        <w:tblLook w:firstRow="1"/>
-      </w:tblPr>
-      <w:tblGrid/>
-      <w:tr>
-        <w:trPr>
-          <w:cnfStyle w:firstRow="1"/>
-        </w:trPr>
-        <w:tc>
-          <w:tcPr>
-            <w:tcBorders>
-              <w:bottom w:val="single"/>
-            </w:tcBorders>
-            <w:vAlign w:val="bottom"/>
-          </w:tcPr>
-          <w:p>
-            <w:pPr>
-              <w:pStyle w:val="Compact"/>
-              <w:jc w:val="left"/>
-            </w:pPr>
-            <w:r>
-              <w:t xml:space="preserve">Engine key</w:t>
-            </w:r>
-          </w:p>
-        </w:tc>
-        <w:tc>
-          <w:tcPr>
-            <w:tcBorders>
-              <w:bottom w:val="single"/>
-            </w:tcBorders>
-            <w:vAlign w:val="bottom"/>
-          </w:tcPr>
-          <w:p>
-            <w:pPr>
-              <w:pStyle w:val="Compact"/>
-              <w:jc w:val="left"/>
-            </w:pPr>
-            <w:r>
-              <w:t xml:space="preserve">Level</w:t>
-            </w:r>
-          </w:p>
-        </w:tc>
-      </w:tr>
-      <w:tr>
-        <w:tc>
-          <w:p>
-            <w:pPr>
-              <w:pStyle w:val="Compact"/>
-              <w:jc w:val="left"/>
-            </w:pPr>
-            <w:r>
-              <w:rPr>
-                <w:rStyle w:val="VerbatimChar"/>
-              </w:rPr>
-              <w:t xml:space="preserve">xtb_opt_loose</w:t>
-            </w:r>
-          </w:p>
-        </w:tc>
-        <w:tc>
-          <w:p>
-            <w:pPr>
-              <w:pStyle w:val="Compact"/>
-              <w:jc w:val="left"/>
-            </w:pPr>
-            <w:r>
-              <w:t xml:space="preserve">loose</w:t>
-            </w:r>
-          </w:p>
-        </w:tc>
-      </w:tr>
-      <w:tr>
-        <w:tc>
-          <w:p>
-            <w:pPr>
-              <w:pStyle w:val="Compact"/>
-              <w:jc w:val="left"/>
-            </w:pPr>
-            <w:r>
-              <w:rPr>
-                <w:rStyle w:val="VerbatimChar"/>
-              </w:rPr>
-              <w:t xml:space="preserve">xtb_opt_normal</w:t>
-            </w:r>
-          </w:p>
-        </w:tc>
-        <w:tc>
-          <w:p>
-            <w:pPr>
-              <w:pStyle w:val="Compact"/>
-              <w:jc w:val="left"/>
-            </w:pPr>
-            <w:r>
-              <w:t xml:space="preserve">normal</w:t>
-            </w:r>
-          </w:p>
-        </w:tc>
-      </w:tr>
-      <w:tr>
-        <w:tc>
-          <w:p>
-            <w:pPr>
-              <w:pStyle w:val="Compact"/>
-              <w:jc w:val="left"/>
-            </w:pPr>
-            <w:r>
-              <w:rPr>
-                <w:rStyle w:val="VerbatimChar"/>
-              </w:rPr>
-              <w:t xml:space="preserve">xtb_opt_tight</w:t>
-            </w:r>
-          </w:p>
-        </w:tc>
-        <w:tc>
-          <w:p>
-            <w:pPr>
-              <w:pStyle w:val="Compact"/>
-              <w:jc w:val="left"/>
-            </w:pPr>
-            <w:r>
-              <w:t xml:space="preserve">tight</w:t>
-            </w:r>
-          </w:p>
-        </w:tc>
-      </w:tr>
-      <w:tr>
-        <w:tc>
-          <w:p>
-            <w:pPr>
-              <w:pStyle w:val="Compact"/>
-              <w:jc w:val="left"/>
-            </w:pPr>
-            <w:r>
-              <w:rPr>
-                <w:rStyle w:val="VerbatimChar"/>
-              </w:rPr>
-              <w:t xml:space="preserve">xtb_opt_vtight</w:t>
-            </w:r>
-          </w:p>
-        </w:tc>
-        <w:tc>
-          <w:p>
-            <w:pPr>
-              <w:pStyle w:val="Compact"/>
-              <w:jc w:val="left"/>
-            </w:pPr>
-            <w:r>
-              <w:t xml:space="preserve">vtight</w:t>
-            </w:r>
-          </w:p>
-        </w:tc>
-      </w:tr>
-    </w:tbl>
-    <w:p>
-      <w:pPr>
-        <w:pStyle w:val="Heading4"/>
-      </w:pPr>
-      <w:bookmarkStart w:id="40" w:name="orca-engines"/>
-      <w:r>
-        <w:t xml:space="preserve">ORCA engines</w:t>
       </w:r>
       <w:bookmarkEnd w:id="40"/>
     </w:p>
@@ -5699,7 +5484,7 @@
               <w:jc w:val="left"/>
             </w:pPr>
             <w:r>
-              <w:t xml:space="preserve">Method</w:t>
+              <w:t xml:space="preserve">Level</w:t>
             </w:r>
           </w:p>
         </w:tc>
@@ -5716,23 +5501,6 @@
               <w:jc w:val="left"/>
             </w:pPr>
             <w:r>
-              <w:t xml:space="preserve">Basis</w:t>
-            </w:r>
-          </w:p>
-        </w:tc>
-        <w:tc>
-          <w:tcPr>
-            <w:tcBorders>
-              <w:bottom w:val="single"/>
-            </w:tcBorders>
-            <w:vAlign w:val="bottom"/>
-          </w:tcPr>
-          <w:p>
-            <w:pPr>
-              <w:pStyle w:val="Compact"/>
-              <w:jc w:val="left"/>
-            </w:pPr>
-            <w:r>
               <w:t xml:space="preserve">Notes</w:t>
             </w:r>
           </w:p>
@@ -5749,334 +5517,152 @@
               <w:rPr>
                 <w:rStyle w:val="VerbatimChar"/>
               </w:rPr>
-              <w:t xml:space="preserve">orca_opt_fast</w:t>
-            </w:r>
-          </w:p>
-        </w:tc>
-        <w:tc>
-          <w:p>
-            <w:pPr>
-              <w:pStyle w:val="Compact"/>
-              <w:jc w:val="left"/>
-            </w:pPr>
-            <w:r>
-              <w:t xml:space="preserve">BP86</w:t>
-            </w:r>
-          </w:p>
-        </w:tc>
-        <w:tc>
-          <w:p>
-            <w:pPr>
-              <w:pStyle w:val="Compact"/>
-              <w:jc w:val="left"/>
-            </w:pPr>
-            <w:r>
-              <w:t xml:space="preserve">def2-TZVP(-f)</w:t>
-            </w:r>
-          </w:p>
-        </w:tc>
-        <w:tc>
-          <w:p>
-            <w:pPr>
-              <w:pStyle w:val="Compact"/>
-              <w:jc w:val="left"/>
-            </w:pPr>
-            <w:r>
-              <w:t xml:space="preserve">DFT optimisation, no solvation</w:t>
-            </w:r>
-          </w:p>
-        </w:tc>
-      </w:tr>
-      <w:tr>
-        <w:tc>
-          <w:p>
-            <w:pPr>
-              <w:pStyle w:val="Compact"/>
-              <w:jc w:val="left"/>
-            </w:pPr>
-            <w:r>
-              <w:rPr>
-                <w:rStyle w:val="VerbatimChar"/>
-              </w:rPr>
-              <w:t xml:space="preserve">orca_opt_final</w:t>
-            </w:r>
-          </w:p>
-        </w:tc>
-        <w:tc>
-          <w:p>
-            <w:pPr>
-              <w:pStyle w:val="Compact"/>
-              <w:jc w:val="left"/>
-            </w:pPr>
-            <w:r>
-              <w:t xml:space="preserve">BP86</w:t>
-            </w:r>
-          </w:p>
-        </w:tc>
-        <w:tc>
-          <w:p>
-            <w:pPr>
-              <w:pStyle w:val="Compact"/>
-              <w:jc w:val="left"/>
-            </w:pPr>
-            <w:r>
-              <w:t xml:space="preserve">def2-TZVP</w:t>
-            </w:r>
-          </w:p>
-        </w:tc>
-        <w:tc>
-          <w:p>
-            <w:pPr>
-              <w:pStyle w:val="Compact"/>
-              <w:jc w:val="left"/>
-            </w:pPr>
-            <w:r>
-              <w:t xml:space="preserve">DFT optimisation, no solvation</w:t>
-            </w:r>
-          </w:p>
-        </w:tc>
-      </w:tr>
-      <w:tr>
-        <w:tc>
-          <w:p>
-            <w:pPr>
-              <w:pStyle w:val="Compact"/>
-              <w:jc w:val="left"/>
-            </w:pPr>
-            <w:r>
-              <w:rPr>
-                <w:rStyle w:val="VerbatimChar"/>
-              </w:rPr>
-              <w:t xml:space="preserve">orca_opt_cpcm_fast</w:t>
-            </w:r>
-          </w:p>
-        </w:tc>
-        <w:tc>
-          <w:p>
-            <w:pPr>
-              <w:pStyle w:val="Compact"/>
-              <w:jc w:val="left"/>
-            </w:pPr>
-            <w:r>
-              <w:t xml:space="preserve">BP86</w:t>
-            </w:r>
-          </w:p>
-        </w:tc>
-        <w:tc>
-          <w:p>
-            <w:pPr>
-              <w:pStyle w:val="Compact"/>
-              <w:jc w:val="left"/>
-            </w:pPr>
-            <w:r>
-              <w:t xml:space="preserve">def2-TZVP(-f)</w:t>
-            </w:r>
-          </w:p>
-        </w:tc>
-        <w:tc>
-          <w:p>
-            <w:pPr>
-              <w:pStyle w:val="Compact"/>
-              <w:jc w:val="left"/>
-            </w:pPr>
-            <w:r>
-              <w:t xml:space="preserve">DFT + CPCM solvation</w:t>
-            </w:r>
-          </w:p>
-        </w:tc>
-      </w:tr>
-      <w:tr>
-        <w:tc>
-          <w:p>
-            <w:pPr>
-              <w:pStyle w:val="Compact"/>
-              <w:jc w:val="left"/>
-            </w:pPr>
-            <w:r>
-              <w:rPr>
-                <w:rStyle w:val="VerbatimChar"/>
-              </w:rPr>
-              <w:t xml:space="preserve">orca_opt_cpcm_final</w:t>
-            </w:r>
-          </w:p>
-        </w:tc>
-        <w:tc>
-          <w:p>
-            <w:pPr>
-              <w:pStyle w:val="Compact"/>
-              <w:jc w:val="left"/>
-            </w:pPr>
-            <w:r>
-              <w:t xml:space="preserve">BP86</w:t>
-            </w:r>
-          </w:p>
-        </w:tc>
-        <w:tc>
-          <w:p>
-            <w:pPr>
-              <w:pStyle w:val="Compact"/>
-              <w:jc w:val="left"/>
-            </w:pPr>
-            <w:r>
-              <w:t xml:space="preserve">def2-TZVP</w:t>
-            </w:r>
-          </w:p>
-        </w:tc>
-        <w:tc>
-          <w:p>
-            <w:pPr>
-              <w:pStyle w:val="Compact"/>
-              <w:jc w:val="left"/>
-            </w:pPr>
-            <w:r>
-              <w:t xml:space="preserve">DFT + CPCM solvation</w:t>
-            </w:r>
-          </w:p>
-        </w:tc>
-      </w:tr>
-      <w:tr>
-        <w:tc>
-          <w:p>
-            <w:pPr>
-              <w:pStyle w:val="Compact"/>
-              <w:jc w:val="left"/>
-            </w:pPr>
-            <w:r>
-              <w:rPr>
-                <w:rStyle w:val="VerbatimChar"/>
-              </w:rPr>
-              <w:t xml:space="preserve">orca_sp_fast</w:t>
-            </w:r>
-          </w:p>
-        </w:tc>
-        <w:tc>
-          <w:p>
-            <w:pPr>
-              <w:pStyle w:val="Compact"/>
-              <w:jc w:val="left"/>
-            </w:pPr>
-            <w:r>
-              <w:t xml:space="preserve">BP86</w:t>
-            </w:r>
-          </w:p>
-        </w:tc>
-        <w:tc>
-          <w:p>
-            <w:pPr>
-              <w:pStyle w:val="Compact"/>
-              <w:jc w:val="left"/>
-            </w:pPr>
-            <w:r>
-              <w:t xml:space="preserve">def2-TZVP</w:t>
-            </w:r>
-          </w:p>
-        </w:tc>
-        <w:tc>
-          <w:p>
-            <w:pPr>
-              <w:pStyle w:val="Compact"/>
-              <w:jc w:val="left"/>
-            </w:pPr>
-            <w:r>
-              <w:t xml:space="preserve">Single-point</w:t>
-            </w:r>
-          </w:p>
-        </w:tc>
-      </w:tr>
-      <w:tr>
-        <w:tc>
-          <w:p>
-            <w:pPr>
-              <w:pStyle w:val="Compact"/>
-              <w:jc w:val="left"/>
-            </w:pPr>
-            <w:r>
-              <w:rPr>
-                <w:rStyle w:val="VerbatimChar"/>
-              </w:rPr>
-              <w:t xml:space="preserve">orca_sp_final</w:t>
-            </w:r>
-          </w:p>
-        </w:tc>
-        <w:tc>
-          <w:p>
-            <w:pPr>
-              <w:pStyle w:val="Compact"/>
-              <w:jc w:val="left"/>
-            </w:pPr>
-            <w:r>
-              <w:t xml:space="preserve">BP86</w:t>
-            </w:r>
-          </w:p>
-        </w:tc>
-        <w:tc>
-          <w:p>
-            <w:pPr>
-              <w:pStyle w:val="Compact"/>
-              <w:jc w:val="left"/>
-            </w:pPr>
-            <w:r>
-              <w:t xml:space="preserve">def2-TZVPD</w:t>
-            </w:r>
-          </w:p>
-        </w:tc>
-        <w:tc>
-          <w:p>
-            <w:pPr>
-              <w:pStyle w:val="Compact"/>
-              <w:jc w:val="left"/>
-            </w:pPr>
-            <w:r>
-              <w:t xml:space="preserve">Single-point with CPCM</w:t>
-            </w:r>
-          </w:p>
-        </w:tc>
-      </w:tr>
-      <w:tr>
-        <w:tc>
-          <w:p>
-            <w:pPr>
-              <w:pStyle w:val="Compact"/>
-              <w:jc w:val="left"/>
-            </w:pPr>
-            <w:r>
-              <w:rPr>
-                <w:rStyle w:val="VerbatimChar"/>
-              </w:rPr>
-              <w:t xml:space="preserve">orca_xtb2_alpb_opt</w:t>
-            </w:r>
-          </w:p>
-        </w:tc>
-        <w:tc>
-          <w:p>
-            <w:pPr>
-              <w:pStyle w:val="Compact"/>
-              <w:jc w:val="left"/>
-            </w:pPr>
-            <w:r>
-              <w:t xml:space="preserve">XTB2</w:t>
-            </w:r>
-          </w:p>
-        </w:tc>
-        <w:tc>
-          <w:p>
-            <w:pPr>
-              <w:pStyle w:val="Compact"/>
-              <w:jc w:val="left"/>
-            </w:pPr>
-            <w:r>
-              <w:t xml:space="preserve">—</w:t>
-            </w:r>
-          </w:p>
-        </w:tc>
-        <w:tc>
-          <w:p>
-            <w:pPr>
-              <w:pStyle w:val="Compact"/>
-              <w:jc w:val="left"/>
-            </w:pPr>
-            <w:r>
-              <w:t xml:space="preserve">ORCA-driven xTB2 with ALPB solvation</w:t>
+              <w:t xml:space="preserve">gxtb_opt_loose</w:t>
+            </w:r>
+          </w:p>
+        </w:tc>
+        <w:tc>
+          <w:p>
+            <w:pPr>
+              <w:pStyle w:val="Compact"/>
+              <w:jc w:val="left"/>
+            </w:pPr>
+            <w:r>
+              <w:t xml:space="preserve">loose</w:t>
+            </w:r>
+          </w:p>
+        </w:tc>
+        <w:tc>
+          <w:p>
+            <w:pPr>
+              <w:pStyle w:val="Compact"/>
+              <w:jc w:val="left"/>
+            </w:pPr>
+            <w:r>
+              <w:t xml:space="preserve">Fastest, least converged</w:t>
+            </w:r>
+          </w:p>
+        </w:tc>
+      </w:tr>
+      <w:tr>
+        <w:tc>
+          <w:p>
+            <w:pPr>
+              <w:pStyle w:val="Compact"/>
+              <w:jc w:val="left"/>
+            </w:pPr>
+            <w:r>
+              <w:rPr>
+                <w:rStyle w:val="VerbatimChar"/>
+              </w:rPr>
+              <w:t xml:space="preserve">gxtb_opt_normal</w:t>
+            </w:r>
+          </w:p>
+        </w:tc>
+        <w:tc>
+          <w:p>
+            <w:pPr>
+              <w:pStyle w:val="Compact"/>
+              <w:jc w:val="left"/>
+            </w:pPr>
+            <w:r>
+              <w:t xml:space="preserve">normal</w:t>
+            </w:r>
+          </w:p>
+        </w:tc>
+        <w:tc>
+          <w:p>
+            <w:pPr>
+              <w:pStyle w:val="Compact"/>
+              <w:jc w:val="left"/>
+            </w:pPr>
+            <w:r>
+              <w:rPr>
+                <w:b/>
+              </w:rPr>
+              <w:t xml:space="preserve">Default</w:t>
+            </w:r>
+            <w:r>
+              <w:t xml:space="preserve"> </w:t>
+            </w:r>
+            <w:r>
+              <w:t xml:space="preserve">— good balance</w:t>
+            </w:r>
+          </w:p>
+        </w:tc>
+      </w:tr>
+      <w:tr>
+        <w:tc>
+          <w:p>
+            <w:pPr>
+              <w:pStyle w:val="Compact"/>
+              <w:jc w:val="left"/>
+            </w:pPr>
+            <w:r>
+              <w:rPr>
+                <w:rStyle w:val="VerbatimChar"/>
+              </w:rPr>
+              <w:t xml:space="preserve">gxtb_opt_tight</w:t>
+            </w:r>
+          </w:p>
+        </w:tc>
+        <w:tc>
+          <w:p>
+            <w:pPr>
+              <w:pStyle w:val="Compact"/>
+              <w:jc w:val="left"/>
+            </w:pPr>
+            <w:r>
+              <w:t xml:space="preserve">tight</w:t>
+            </w:r>
+          </w:p>
+        </w:tc>
+        <w:tc>
+          <w:p>
+            <w:pPr>
+              <w:pStyle w:val="Compact"/>
+              <w:jc w:val="left"/>
+            </w:pPr>
+            <w:r>
+              <w:t xml:space="preserve">More thorough</w:t>
+            </w:r>
+          </w:p>
+        </w:tc>
+      </w:tr>
+      <w:tr>
+        <w:tc>
+          <w:p>
+            <w:pPr>
+              <w:pStyle w:val="Compact"/>
+              <w:jc w:val="left"/>
+            </w:pPr>
+            <w:r>
+              <w:rPr>
+                <w:rStyle w:val="VerbatimChar"/>
+              </w:rPr>
+              <w:t xml:space="preserve">gxtb_opt_vtight</w:t>
+            </w:r>
+          </w:p>
+        </w:tc>
+        <w:tc>
+          <w:p>
+            <w:pPr>
+              <w:pStyle w:val="Compact"/>
+              <w:jc w:val="left"/>
+            </w:pPr>
+            <w:r>
+              <w:t xml:space="preserve">vtight</w:t>
+            </w:r>
+          </w:p>
+        </w:tc>
+        <w:tc>
+          <w:p>
+            <w:pPr>
+              <w:pStyle w:val="Compact"/>
+              <w:jc w:val="left"/>
+            </w:pPr>
+            <w:r>
+              <w:t xml:space="preserve">Most thorough</w:t>
             </w:r>
           </w:p>
         </w:tc>
@@ -6086,9 +5672,9 @@
       <w:pPr>
         <w:pStyle w:val="Heading4"/>
       </w:pPr>
-      <w:bookmarkStart w:id="41" w:name="X9bdd53c90e780f34fa4a0bfad1d8c36926aaa2b"/>
-      <w:r>
-        <w:t xml:space="preserve">Force field engines (fast pre-optimisation)</w:t>
+      <w:bookmarkStart w:id="41" w:name="xtb-engines"/>
+      <w:r>
+        <w:t xml:space="preserve">XTB engines</w:t>
       </w:r>
       <w:bookmarkEnd w:id="41"/>
     </w:p>
@@ -6133,6 +5719,605 @@
               <w:jc w:val="left"/>
             </w:pPr>
             <w:r>
+              <w:t xml:space="preserve">Level</w:t>
+            </w:r>
+          </w:p>
+        </w:tc>
+      </w:tr>
+      <w:tr>
+        <w:tc>
+          <w:p>
+            <w:pPr>
+              <w:pStyle w:val="Compact"/>
+              <w:jc w:val="left"/>
+            </w:pPr>
+            <w:r>
+              <w:rPr>
+                <w:rStyle w:val="VerbatimChar"/>
+              </w:rPr>
+              <w:t xml:space="preserve">xtb_opt_loose</w:t>
+            </w:r>
+          </w:p>
+        </w:tc>
+        <w:tc>
+          <w:p>
+            <w:pPr>
+              <w:pStyle w:val="Compact"/>
+              <w:jc w:val="left"/>
+            </w:pPr>
+            <w:r>
+              <w:t xml:space="preserve">loose</w:t>
+            </w:r>
+          </w:p>
+        </w:tc>
+      </w:tr>
+      <w:tr>
+        <w:tc>
+          <w:p>
+            <w:pPr>
+              <w:pStyle w:val="Compact"/>
+              <w:jc w:val="left"/>
+            </w:pPr>
+            <w:r>
+              <w:rPr>
+                <w:rStyle w:val="VerbatimChar"/>
+              </w:rPr>
+              <w:t xml:space="preserve">xtb_opt_normal</w:t>
+            </w:r>
+          </w:p>
+        </w:tc>
+        <w:tc>
+          <w:p>
+            <w:pPr>
+              <w:pStyle w:val="Compact"/>
+              <w:jc w:val="left"/>
+            </w:pPr>
+            <w:r>
+              <w:t xml:space="preserve">normal</w:t>
+            </w:r>
+          </w:p>
+        </w:tc>
+      </w:tr>
+      <w:tr>
+        <w:tc>
+          <w:p>
+            <w:pPr>
+              <w:pStyle w:val="Compact"/>
+              <w:jc w:val="left"/>
+            </w:pPr>
+            <w:r>
+              <w:rPr>
+                <w:rStyle w:val="VerbatimChar"/>
+              </w:rPr>
+              <w:t xml:space="preserve">xtb_opt_tight</w:t>
+            </w:r>
+          </w:p>
+        </w:tc>
+        <w:tc>
+          <w:p>
+            <w:pPr>
+              <w:pStyle w:val="Compact"/>
+              <w:jc w:val="left"/>
+            </w:pPr>
+            <w:r>
+              <w:t xml:space="preserve">tight</w:t>
+            </w:r>
+          </w:p>
+        </w:tc>
+      </w:tr>
+      <w:tr>
+        <w:tc>
+          <w:p>
+            <w:pPr>
+              <w:pStyle w:val="Compact"/>
+              <w:jc w:val="left"/>
+            </w:pPr>
+            <w:r>
+              <w:rPr>
+                <w:rStyle w:val="VerbatimChar"/>
+              </w:rPr>
+              <w:t xml:space="preserve">xtb_opt_vtight</w:t>
+            </w:r>
+          </w:p>
+        </w:tc>
+        <w:tc>
+          <w:p>
+            <w:pPr>
+              <w:pStyle w:val="Compact"/>
+              <w:jc w:val="left"/>
+            </w:pPr>
+            <w:r>
+              <w:t xml:space="preserve">vtight</w:t>
+            </w:r>
+          </w:p>
+        </w:tc>
+      </w:tr>
+    </w:tbl>
+    <w:p>
+      <w:pPr>
+        <w:pStyle w:val="Heading4"/>
+      </w:pPr>
+      <w:bookmarkStart w:id="42" w:name="orca-engines"/>
+      <w:r>
+        <w:t xml:space="preserve">ORCA engines</w:t>
+      </w:r>
+      <w:bookmarkEnd w:id="42"/>
+    </w:p>
+    <w:tbl>
+      <w:tblPr>
+        <w:tblStyle w:val="Table"/>
+        <w:tblW w:type="pct" w:w="0.0"/>
+        <w:tblLook w:firstRow="1"/>
+      </w:tblPr>
+      <w:tblGrid/>
+      <w:tr>
+        <w:trPr>
+          <w:cnfStyle w:firstRow="1"/>
+        </w:trPr>
+        <w:tc>
+          <w:tcPr>
+            <w:tcBorders>
+              <w:bottom w:val="single"/>
+            </w:tcBorders>
+            <w:vAlign w:val="bottom"/>
+          </w:tcPr>
+          <w:p>
+            <w:pPr>
+              <w:pStyle w:val="Compact"/>
+              <w:jc w:val="left"/>
+            </w:pPr>
+            <w:r>
+              <w:t xml:space="preserve">Engine key</w:t>
+            </w:r>
+          </w:p>
+        </w:tc>
+        <w:tc>
+          <w:tcPr>
+            <w:tcBorders>
+              <w:bottom w:val="single"/>
+            </w:tcBorders>
+            <w:vAlign w:val="bottom"/>
+          </w:tcPr>
+          <w:p>
+            <w:pPr>
+              <w:pStyle w:val="Compact"/>
+              <w:jc w:val="left"/>
+            </w:pPr>
+            <w:r>
+              <w:t xml:space="preserve">Method</w:t>
+            </w:r>
+          </w:p>
+        </w:tc>
+        <w:tc>
+          <w:tcPr>
+            <w:tcBorders>
+              <w:bottom w:val="single"/>
+            </w:tcBorders>
+            <w:vAlign w:val="bottom"/>
+          </w:tcPr>
+          <w:p>
+            <w:pPr>
+              <w:pStyle w:val="Compact"/>
+              <w:jc w:val="left"/>
+            </w:pPr>
+            <w:r>
+              <w:t xml:space="preserve">Basis</w:t>
+            </w:r>
+          </w:p>
+        </w:tc>
+        <w:tc>
+          <w:tcPr>
+            <w:tcBorders>
+              <w:bottom w:val="single"/>
+            </w:tcBorders>
+            <w:vAlign w:val="bottom"/>
+          </w:tcPr>
+          <w:p>
+            <w:pPr>
+              <w:pStyle w:val="Compact"/>
+              <w:jc w:val="left"/>
+            </w:pPr>
+            <w:r>
+              <w:t xml:space="preserve">Notes</w:t>
+            </w:r>
+          </w:p>
+        </w:tc>
+      </w:tr>
+      <w:tr>
+        <w:tc>
+          <w:p>
+            <w:pPr>
+              <w:pStyle w:val="Compact"/>
+              <w:jc w:val="left"/>
+            </w:pPr>
+            <w:r>
+              <w:rPr>
+                <w:rStyle w:val="VerbatimChar"/>
+              </w:rPr>
+              <w:t xml:space="preserve">orca_opt_fast</w:t>
+            </w:r>
+          </w:p>
+        </w:tc>
+        <w:tc>
+          <w:p>
+            <w:pPr>
+              <w:pStyle w:val="Compact"/>
+              <w:jc w:val="left"/>
+            </w:pPr>
+            <w:r>
+              <w:t xml:space="preserve">BP86</w:t>
+            </w:r>
+          </w:p>
+        </w:tc>
+        <w:tc>
+          <w:p>
+            <w:pPr>
+              <w:pStyle w:val="Compact"/>
+              <w:jc w:val="left"/>
+            </w:pPr>
+            <w:r>
+              <w:t xml:space="preserve">def2-TZVP(-f)</w:t>
+            </w:r>
+          </w:p>
+        </w:tc>
+        <w:tc>
+          <w:p>
+            <w:pPr>
+              <w:pStyle w:val="Compact"/>
+              <w:jc w:val="left"/>
+            </w:pPr>
+            <w:r>
+              <w:t xml:space="preserve">DFT optimisation, no solvation</w:t>
+            </w:r>
+          </w:p>
+        </w:tc>
+      </w:tr>
+      <w:tr>
+        <w:tc>
+          <w:p>
+            <w:pPr>
+              <w:pStyle w:val="Compact"/>
+              <w:jc w:val="left"/>
+            </w:pPr>
+            <w:r>
+              <w:rPr>
+                <w:rStyle w:val="VerbatimChar"/>
+              </w:rPr>
+              <w:t xml:space="preserve">orca_opt_final</w:t>
+            </w:r>
+          </w:p>
+        </w:tc>
+        <w:tc>
+          <w:p>
+            <w:pPr>
+              <w:pStyle w:val="Compact"/>
+              <w:jc w:val="left"/>
+            </w:pPr>
+            <w:r>
+              <w:t xml:space="preserve">BP86</w:t>
+            </w:r>
+          </w:p>
+        </w:tc>
+        <w:tc>
+          <w:p>
+            <w:pPr>
+              <w:pStyle w:val="Compact"/>
+              <w:jc w:val="left"/>
+            </w:pPr>
+            <w:r>
+              <w:t xml:space="preserve">def2-TZVP</w:t>
+            </w:r>
+          </w:p>
+        </w:tc>
+        <w:tc>
+          <w:p>
+            <w:pPr>
+              <w:pStyle w:val="Compact"/>
+              <w:jc w:val="left"/>
+            </w:pPr>
+            <w:r>
+              <w:t xml:space="preserve">DFT optimisation, no solvation</w:t>
+            </w:r>
+          </w:p>
+        </w:tc>
+      </w:tr>
+      <w:tr>
+        <w:tc>
+          <w:p>
+            <w:pPr>
+              <w:pStyle w:val="Compact"/>
+              <w:jc w:val="left"/>
+            </w:pPr>
+            <w:r>
+              <w:rPr>
+                <w:rStyle w:val="VerbatimChar"/>
+              </w:rPr>
+              <w:t xml:space="preserve">orca_opt_cpcm_fast</w:t>
+            </w:r>
+          </w:p>
+        </w:tc>
+        <w:tc>
+          <w:p>
+            <w:pPr>
+              <w:pStyle w:val="Compact"/>
+              <w:jc w:val="left"/>
+            </w:pPr>
+            <w:r>
+              <w:t xml:space="preserve">BP86</w:t>
+            </w:r>
+          </w:p>
+        </w:tc>
+        <w:tc>
+          <w:p>
+            <w:pPr>
+              <w:pStyle w:val="Compact"/>
+              <w:jc w:val="left"/>
+            </w:pPr>
+            <w:r>
+              <w:t xml:space="preserve">def2-TZVP(-f)</w:t>
+            </w:r>
+          </w:p>
+        </w:tc>
+        <w:tc>
+          <w:p>
+            <w:pPr>
+              <w:pStyle w:val="Compact"/>
+              <w:jc w:val="left"/>
+            </w:pPr>
+            <w:r>
+              <w:t xml:space="preserve">DFT + CPCM solvation</w:t>
+            </w:r>
+          </w:p>
+        </w:tc>
+      </w:tr>
+      <w:tr>
+        <w:tc>
+          <w:p>
+            <w:pPr>
+              <w:pStyle w:val="Compact"/>
+              <w:jc w:val="left"/>
+            </w:pPr>
+            <w:r>
+              <w:rPr>
+                <w:rStyle w:val="VerbatimChar"/>
+              </w:rPr>
+              <w:t xml:space="preserve">orca_opt_cpcm_final</w:t>
+            </w:r>
+          </w:p>
+        </w:tc>
+        <w:tc>
+          <w:p>
+            <w:pPr>
+              <w:pStyle w:val="Compact"/>
+              <w:jc w:val="left"/>
+            </w:pPr>
+            <w:r>
+              <w:t xml:space="preserve">BP86</w:t>
+            </w:r>
+          </w:p>
+        </w:tc>
+        <w:tc>
+          <w:p>
+            <w:pPr>
+              <w:pStyle w:val="Compact"/>
+              <w:jc w:val="left"/>
+            </w:pPr>
+            <w:r>
+              <w:t xml:space="preserve">def2-TZVP</w:t>
+            </w:r>
+          </w:p>
+        </w:tc>
+        <w:tc>
+          <w:p>
+            <w:pPr>
+              <w:pStyle w:val="Compact"/>
+              <w:jc w:val="left"/>
+            </w:pPr>
+            <w:r>
+              <w:t xml:space="preserve">DFT + CPCM solvation</w:t>
+            </w:r>
+          </w:p>
+        </w:tc>
+      </w:tr>
+      <w:tr>
+        <w:tc>
+          <w:p>
+            <w:pPr>
+              <w:pStyle w:val="Compact"/>
+              <w:jc w:val="left"/>
+            </w:pPr>
+            <w:r>
+              <w:rPr>
+                <w:rStyle w:val="VerbatimChar"/>
+              </w:rPr>
+              <w:t xml:space="preserve">orca_sp_fast</w:t>
+            </w:r>
+          </w:p>
+        </w:tc>
+        <w:tc>
+          <w:p>
+            <w:pPr>
+              <w:pStyle w:val="Compact"/>
+              <w:jc w:val="left"/>
+            </w:pPr>
+            <w:r>
+              <w:t xml:space="preserve">BP86</w:t>
+            </w:r>
+          </w:p>
+        </w:tc>
+        <w:tc>
+          <w:p>
+            <w:pPr>
+              <w:pStyle w:val="Compact"/>
+              <w:jc w:val="left"/>
+            </w:pPr>
+            <w:r>
+              <w:t xml:space="preserve">def2-TZVP</w:t>
+            </w:r>
+          </w:p>
+        </w:tc>
+        <w:tc>
+          <w:p>
+            <w:pPr>
+              <w:pStyle w:val="Compact"/>
+              <w:jc w:val="left"/>
+            </w:pPr>
+            <w:r>
+              <w:t xml:space="preserve">Single-point</w:t>
+            </w:r>
+          </w:p>
+        </w:tc>
+      </w:tr>
+      <w:tr>
+        <w:tc>
+          <w:p>
+            <w:pPr>
+              <w:pStyle w:val="Compact"/>
+              <w:jc w:val="left"/>
+            </w:pPr>
+            <w:r>
+              <w:rPr>
+                <w:rStyle w:val="VerbatimChar"/>
+              </w:rPr>
+              <w:t xml:space="preserve">orca_sp_final</w:t>
+            </w:r>
+          </w:p>
+        </w:tc>
+        <w:tc>
+          <w:p>
+            <w:pPr>
+              <w:pStyle w:val="Compact"/>
+              <w:jc w:val="left"/>
+            </w:pPr>
+            <w:r>
+              <w:t xml:space="preserve">BP86</w:t>
+            </w:r>
+          </w:p>
+        </w:tc>
+        <w:tc>
+          <w:p>
+            <w:pPr>
+              <w:pStyle w:val="Compact"/>
+              <w:jc w:val="left"/>
+            </w:pPr>
+            <w:r>
+              <w:t xml:space="preserve">def2-TZVPD</w:t>
+            </w:r>
+          </w:p>
+        </w:tc>
+        <w:tc>
+          <w:p>
+            <w:pPr>
+              <w:pStyle w:val="Compact"/>
+              <w:jc w:val="left"/>
+            </w:pPr>
+            <w:r>
+              <w:t xml:space="preserve">Single-point with CPCM</w:t>
+            </w:r>
+          </w:p>
+        </w:tc>
+      </w:tr>
+      <w:tr>
+        <w:tc>
+          <w:p>
+            <w:pPr>
+              <w:pStyle w:val="Compact"/>
+              <w:jc w:val="left"/>
+            </w:pPr>
+            <w:r>
+              <w:rPr>
+                <w:rStyle w:val="VerbatimChar"/>
+              </w:rPr>
+              <w:t xml:space="preserve">orca_xtb2_alpb_opt</w:t>
+            </w:r>
+          </w:p>
+        </w:tc>
+        <w:tc>
+          <w:p>
+            <w:pPr>
+              <w:pStyle w:val="Compact"/>
+              <w:jc w:val="left"/>
+            </w:pPr>
+            <w:r>
+              <w:t xml:space="preserve">XTB2</w:t>
+            </w:r>
+          </w:p>
+        </w:tc>
+        <w:tc>
+          <w:p>
+            <w:pPr>
+              <w:pStyle w:val="Compact"/>
+              <w:jc w:val="left"/>
+            </w:pPr>
+            <w:r>
+              <w:t xml:space="preserve">—</w:t>
+            </w:r>
+          </w:p>
+        </w:tc>
+        <w:tc>
+          <w:p>
+            <w:pPr>
+              <w:pStyle w:val="Compact"/>
+              <w:jc w:val="left"/>
+            </w:pPr>
+            <w:r>
+              <w:t xml:space="preserve">ORCA-driven xTB2 with ALPB solvation</w:t>
+            </w:r>
+          </w:p>
+        </w:tc>
+      </w:tr>
+    </w:tbl>
+    <w:p>
+      <w:pPr>
+        <w:pStyle w:val="Heading4"/>
+      </w:pPr>
+      <w:bookmarkStart w:id="43" w:name="X9bdd53c90e780f34fa4a0bfad1d8c36926aaa2b"/>
+      <w:r>
+        <w:t xml:space="preserve">Force field engines (fast pre-optimisation)</w:t>
+      </w:r>
+      <w:bookmarkEnd w:id="43"/>
+    </w:p>
+    <w:tbl>
+      <w:tblPr>
+        <w:tblStyle w:val="Table"/>
+        <w:tblW w:type="pct" w:w="0.0"/>
+        <w:tblLook w:firstRow="1"/>
+      </w:tblPr>
+      <w:tblGrid/>
+      <w:tr>
+        <w:trPr>
+          <w:cnfStyle w:firstRow="1"/>
+        </w:trPr>
+        <w:tc>
+          <w:tcPr>
+            <w:tcBorders>
+              <w:bottom w:val="single"/>
+            </w:tcBorders>
+            <w:vAlign w:val="bottom"/>
+          </w:tcPr>
+          <w:p>
+            <w:pPr>
+              <w:pStyle w:val="Compact"/>
+              <w:jc w:val="left"/>
+            </w:pPr>
+            <w:r>
+              <w:t xml:space="preserve">Engine key</w:t>
+            </w:r>
+          </w:p>
+        </w:tc>
+        <w:tc>
+          <w:tcPr>
+            <w:tcBorders>
+              <w:bottom w:val="single"/>
+            </w:tcBorders>
+            <w:vAlign w:val="bottom"/>
+          </w:tcPr>
+          <w:p>
+            <w:pPr>
+              <w:pStyle w:val="Compact"/>
+              <w:jc w:val="left"/>
+            </w:pPr>
+            <w:r>
               <w:t xml:space="preserve">Force field</w:t>
             </w:r>
           </w:p>
@@ -6197,11 +6382,11 @@
       <w:pPr>
         <w:pStyle w:val="Heading3"/>
       </w:pPr>
-      <w:bookmarkStart w:id="42" w:name="outputs-2"/>
+      <w:bookmarkStart w:id="44" w:name="outputs-2"/>
       <w:r>
         <w:t xml:space="preserve">Outputs</w:t>
       </w:r>
-      <w:bookmarkEnd w:id="42"/>
+      <w:bookmarkEnd w:id="44"/>
     </w:p>
     <w:tbl>
       <w:tblPr>
@@ -6372,11 +6557,11 @@
       <w:pPr>
         <w:pStyle w:val="Heading2"/>
       </w:pPr>
-      <w:bookmarkStart w:id="43" w:name="orcacosmo-stage-parameters"/>
+      <w:bookmarkStart w:id="45" w:name="orcacosmo-stage-parameters"/>
       <w:r>
         <w:t xml:space="preserve">8. OrcaCOSMO stage parameters</w:t>
       </w:r>
-      <w:bookmarkEnd w:id="43"/>
+      <w:bookmarkEnd w:id="45"/>
     </w:p>
     <w:p>
       <w:pPr>
@@ -6881,11 +7066,11 @@
       <w:pPr>
         <w:pStyle w:val="Heading3"/>
       </w:pPr>
-      <w:bookmarkStart w:id="44" w:name="outputs-3"/>
+      <w:bookmarkStart w:id="46" w:name="outputs-3"/>
       <w:r>
         <w:t xml:space="preserve">Outputs</w:t>
       </w:r>
-      <w:bookmarkEnd w:id="44"/>
+      <w:bookmarkEnd w:id="46"/>
     </w:p>
     <w:tbl>
       <w:tblPr>
@@ -7056,11 +7241,11 @@
       <w:pPr>
         <w:pStyle w:val="Heading2"/>
       </w:pPr>
-      <w:bookmarkStart w:id="45" w:name="solubility-stage-parameters"/>
+      <w:bookmarkStart w:id="47" w:name="solubility-stage-parameters"/>
       <w:r>
         <w:t xml:space="preserve">9. Solubility stage parameters</w:t>
       </w:r>
-      <w:bookmarkEnd w:id="45"/>
+      <w:bookmarkEnd w:id="47"/>
     </w:p>
     <w:p>
       <w:pPr>
@@ -7789,11 +7974,11 @@
       <w:pPr>
         <w:pStyle w:val="Heading3"/>
       </w:pPr>
-      <w:bookmarkStart w:id="46" w:name="solvent-list-format"/>
+      <w:bookmarkStart w:id="48" w:name="solvent-list-format"/>
       <w:r>
         <w:t xml:space="preserve">Solvent list format</w:t>
       </w:r>
-      <w:bookmarkEnd w:id="46"/>
+      <w:bookmarkEnd w:id="48"/>
     </w:p>
     <w:p>
       <w:pPr>
@@ -7904,11 +8089,11 @@
       <w:pPr>
         <w:pStyle w:val="Heading3"/>
       </w:pPr>
-      <w:bookmarkStart w:id="47" w:name="outputs-4"/>
+      <w:bookmarkStart w:id="49" w:name="outputs-4"/>
       <w:r>
         <w:t xml:space="preserve">Outputs</w:t>
       </w:r>
-      <w:bookmarkEnd w:id="47"/>
+      <w:bookmarkEnd w:id="49"/>
     </w:p>
     <w:tbl>
       <w:tblPr>
@@ -8052,11 +8237,11 @@
       <w:pPr>
         <w:pStyle w:val="Heading2"/>
       </w:pPr>
-      <w:bookmarkStart w:id="48" w:name="resource-parameters"/>
+      <w:bookmarkStart w:id="50" w:name="resource-parameters"/>
       <w:r>
         <w:t xml:space="preserve">10. Resource parameters</w:t>
       </w:r>
-      <w:bookmarkEnd w:id="48"/>
+      <w:bookmarkEnd w:id="50"/>
     </w:p>
     <w:p>
       <w:pPr>
@@ -8070,11 +8255,11 @@
       <w:pPr>
         <w:pStyle w:val="Heading3"/>
       </w:pPr>
-      <w:bookmarkStart w:id="49" w:name="global-resource-override"/>
+      <w:bookmarkStart w:id="51" w:name="global-resource-override"/>
       <w:r>
         <w:t xml:space="preserve">Global resource override</w:t>
       </w:r>
-      <w:bookmarkEnd w:id="49"/>
+      <w:bookmarkEnd w:id="51"/>
     </w:p>
     <w:p>
       <w:pPr>
@@ -8320,11 +8505,11 @@
       <w:pPr>
         <w:pStyle w:val="Heading3"/>
       </w:pPr>
-      <w:bookmarkStart w:id="50" w:name="per-stage-resource-override"/>
+      <w:bookmarkStart w:id="52" w:name="per-stage-resource-override"/>
       <w:r>
         <w:t xml:space="preserve">Per-stage resource override</w:t>
       </w:r>
-      <w:bookmarkEnd w:id="50"/>
+      <w:bookmarkEnd w:id="52"/>
     </w:p>
     <w:p>
       <w:pPr>
@@ -8591,11 +8776,11 @@
       <w:pPr>
         <w:pStyle w:val="Heading3"/>
       </w:pPr>
-      <w:bookmarkStart w:id="51" w:name="resource-allocation-hierarchy"/>
+      <w:bookmarkStart w:id="53" w:name="resource-allocation-hierarchy"/>
       <w:r>
         <w:t xml:space="preserve">Resource allocation hierarchy</w:t>
       </w:r>
-      <w:bookmarkEnd w:id="51"/>
+      <w:bookmarkEnd w:id="53"/>
     </w:p>
     <w:p>
       <w:pPr>
